--- a/DOCUMENTS/SpringBoot Learnig Journey/Word File/chapter 6 - To be continiued...docx
+++ b/DOCUMENTS/SpringBoot Learnig Journey/Word File/chapter 6 - To be continiued...docx
@@ -21,7 +21,6 @@
         <w:t>Chapter 06</w:t>
       </w:r>
     </w:p>
-    <w:p/>
     <w:tbl>
       <w:tblPr>
         <w:tblStyle w:val="PlainTable1"/>
@@ -550,6 +549,2231 @@
       </w:tr>
     </w:tbl>
     <w:p/>
+    <w:tbl>
+      <w:tblPr>
+        <w:tblStyle w:val="PlainTable1"/>
+        <w:tblW w:w="0" w:type="auto"/>
+        <w:tblLook w:val="04A0" w:firstRow="1" w:lastRow="0" w:firstColumn="1" w:lastColumn="0" w:noHBand="0" w:noVBand="1"/>
+      </w:tblPr>
+      <w:tblGrid>
+        <w:gridCol w:w="3955"/>
+        <w:gridCol w:w="6501"/>
+      </w:tblGrid>
+      <w:tr>
+        <w:trPr>
+          <w:cnfStyle w:val="100000000000" w:firstRow="1" w:lastRow="0" w:firstColumn="0" w:lastColumn="0" w:oddVBand="0" w:evenVBand="0" w:oddHBand="0" w:evenHBand="0" w:firstRowFirstColumn="0" w:firstRowLastColumn="0" w:lastRowFirstColumn="0" w:lastRowLastColumn="0"/>
+        </w:trPr>
+        <w:tc>
+          <w:tcPr>
+            <w:cnfStyle w:val="001000000000" w:firstRow="0" w:lastRow="0" w:firstColumn="1" w:lastColumn="0" w:oddVBand="0" w:evenVBand="0" w:oddHBand="0" w:evenHBand="0" w:firstRowFirstColumn="0" w:firstRowLastColumn="0" w:lastRowFirstColumn="0" w:lastRowLastColumn="0"/>
+            <w:tcW w:w="3955" w:type="dxa"/>
+            <w:hideMark/>
+          </w:tcPr>
+          <w:p>
+            <w:pPr>
+              <w:spacing w:after="160" w:line="278" w:lineRule="auto"/>
+            </w:pPr>
+            <w:r>
+              <w:t>Question</w:t>
+            </w:r>
+          </w:p>
+        </w:tc>
+        <w:tc>
+          <w:tcPr>
+            <w:tcW w:w="6501" w:type="dxa"/>
+            <w:hideMark/>
+          </w:tcPr>
+          <w:p>
+            <w:pPr>
+              <w:spacing w:after="160" w:line="278" w:lineRule="auto"/>
+              <w:cnfStyle w:val="100000000000" w:firstRow="1" w:lastRow="0" w:firstColumn="0" w:lastColumn="0" w:oddVBand="0" w:evenVBand="0" w:oddHBand="0" w:evenHBand="0" w:firstRowFirstColumn="0" w:firstRowLastColumn="0" w:lastRowFirstColumn="0" w:lastRowLastColumn="0"/>
+            </w:pPr>
+            <w:r>
+              <w:t>Answer</w:t>
+            </w:r>
+          </w:p>
+        </w:tc>
+      </w:tr>
+      <w:tr>
+        <w:trPr>
+          <w:cnfStyle w:val="000000100000" w:firstRow="0" w:lastRow="0" w:firstColumn="0" w:lastColumn="0" w:oddVBand="0" w:evenVBand="0" w:oddHBand="1" w:evenHBand="0" w:firstRowFirstColumn="0" w:firstRowLastColumn="0" w:lastRowFirstColumn="0" w:lastRowLastColumn="0"/>
+        </w:trPr>
+        <w:tc>
+          <w:tcPr>
+            <w:cnfStyle w:val="001000000000" w:firstRow="0" w:lastRow="0" w:firstColumn="1" w:lastColumn="0" w:oddVBand="0" w:evenVBand="0" w:oddHBand="0" w:evenHBand="0" w:firstRowFirstColumn="0" w:firstRowLastColumn="0" w:lastRowFirstColumn="0" w:lastRowLastColumn="0"/>
+            <w:tcW w:w="3955" w:type="dxa"/>
+            <w:hideMark/>
+          </w:tcPr>
+          <w:p>
+            <w:pPr>
+              <w:spacing w:after="160" w:line="278" w:lineRule="auto"/>
+            </w:pPr>
+            <w:r>
+              <w:t>Why did Hibernate throw "missing table departments"?</w:t>
+            </w:r>
+          </w:p>
+        </w:tc>
+        <w:tc>
+          <w:tcPr>
+            <w:tcW w:w="6501" w:type="dxa"/>
+            <w:hideMark/>
+          </w:tcPr>
+          <w:p>
+            <w:pPr>
+              <w:spacing w:after="160" w:line="278" w:lineRule="auto"/>
+              <w:cnfStyle w:val="000000100000" w:firstRow="0" w:lastRow="0" w:firstColumn="0" w:lastColumn="0" w:oddVBand="0" w:evenVBand="0" w:oddHBand="1" w:evenHBand="0" w:firstRowFirstColumn="0" w:firstRowLastColumn="0" w:lastRowFirstColumn="0" w:lastRowLastColumn="0"/>
+            </w:pPr>
+            <w:r>
+              <w:t xml:space="preserve">Because </w:t>
+            </w:r>
+            <w:proofErr w:type="spellStart"/>
+            <w:r>
+              <w:t>ddl</w:t>
+            </w:r>
+            <w:proofErr w:type="spellEnd"/>
+            <w:r>
+              <w:t>-auto: validate only validates the schema; it does not create tables.</w:t>
+            </w:r>
+          </w:p>
+        </w:tc>
+      </w:tr>
+      <w:tr>
+        <w:tc>
+          <w:tcPr>
+            <w:cnfStyle w:val="001000000000" w:firstRow="0" w:lastRow="0" w:firstColumn="1" w:lastColumn="0" w:oddVBand="0" w:evenVBand="0" w:oddHBand="0" w:evenHBand="0" w:firstRowFirstColumn="0" w:firstRowLastColumn="0" w:lastRowFirstColumn="0" w:lastRowLastColumn="0"/>
+            <w:tcW w:w="3955" w:type="dxa"/>
+            <w:hideMark/>
+          </w:tcPr>
+          <w:p>
+            <w:pPr>
+              <w:spacing w:after="160" w:line="278" w:lineRule="auto"/>
+            </w:pPr>
+            <w:r>
+              <w:t>What does @ManyToOne mean?</w:t>
+            </w:r>
+          </w:p>
+        </w:tc>
+        <w:tc>
+          <w:tcPr>
+            <w:tcW w:w="6501" w:type="dxa"/>
+            <w:hideMark/>
+          </w:tcPr>
+          <w:p>
+            <w:pPr>
+              <w:spacing w:after="160" w:line="278" w:lineRule="auto"/>
+              <w:cnfStyle w:val="000000000000" w:firstRow="0" w:lastRow="0" w:firstColumn="0" w:lastColumn="0" w:oddVBand="0" w:evenVBand="0" w:oddHBand="0" w:evenHBand="0" w:firstRowFirstColumn="0" w:firstRowLastColumn="0" w:lastRowFirstColumn="0" w:lastRowLastColumn="0"/>
+            </w:pPr>
+            <w:r>
+              <w:t>Many child entities belong to one parent entity.</w:t>
+            </w:r>
+          </w:p>
+        </w:tc>
+      </w:tr>
+      <w:tr>
+        <w:trPr>
+          <w:cnfStyle w:val="000000100000" w:firstRow="0" w:lastRow="0" w:firstColumn="0" w:lastColumn="0" w:oddVBand="0" w:evenVBand="0" w:oddHBand="1" w:evenHBand="0" w:firstRowFirstColumn="0" w:firstRowLastColumn="0" w:lastRowFirstColumn="0" w:lastRowLastColumn="0"/>
+        </w:trPr>
+        <w:tc>
+          <w:tcPr>
+            <w:cnfStyle w:val="001000000000" w:firstRow="0" w:lastRow="0" w:firstColumn="1" w:lastColumn="0" w:oddVBand="0" w:evenVBand="0" w:oddHBand="0" w:evenHBand="0" w:firstRowFirstColumn="0" w:firstRowLastColumn="0" w:lastRowFirstColumn="0" w:lastRowLastColumn="0"/>
+            <w:tcW w:w="3955" w:type="dxa"/>
+            <w:hideMark/>
+          </w:tcPr>
+          <w:p>
+            <w:pPr>
+              <w:spacing w:after="160" w:line="278" w:lineRule="auto"/>
+            </w:pPr>
+            <w:r>
+              <w:t>What does @JoinColumn do?</w:t>
+            </w:r>
+          </w:p>
+        </w:tc>
+        <w:tc>
+          <w:tcPr>
+            <w:tcW w:w="6501" w:type="dxa"/>
+            <w:hideMark/>
+          </w:tcPr>
+          <w:p>
+            <w:pPr>
+              <w:spacing w:after="160" w:line="278" w:lineRule="auto"/>
+              <w:cnfStyle w:val="000000100000" w:firstRow="0" w:lastRow="0" w:firstColumn="0" w:lastColumn="0" w:oddVBand="0" w:evenVBand="0" w:oddHBand="1" w:evenHBand="0" w:firstRowFirstColumn="0" w:firstRowLastColumn="0" w:lastRowFirstColumn="0" w:lastRowLastColumn="0"/>
+            </w:pPr>
+            <w:r>
+              <w:t>Maps the relationship to a foreign key column.</w:t>
+            </w:r>
+          </w:p>
+        </w:tc>
+      </w:tr>
+      <w:tr>
+        <w:tc>
+          <w:tcPr>
+            <w:cnfStyle w:val="001000000000" w:firstRow="0" w:lastRow="0" w:firstColumn="1" w:lastColumn="0" w:oddVBand="0" w:evenVBand="0" w:oddHBand="0" w:evenHBand="0" w:firstRowFirstColumn="0" w:firstRowLastColumn="0" w:lastRowFirstColumn="0" w:lastRowLastColumn="0"/>
+            <w:tcW w:w="3955" w:type="dxa"/>
+            <w:hideMark/>
+          </w:tcPr>
+          <w:p>
+            <w:pPr>
+              <w:spacing w:after="160" w:line="278" w:lineRule="auto"/>
+            </w:pPr>
+            <w:r>
+              <w:t xml:space="preserve">Why use </w:t>
+            </w:r>
+            <w:proofErr w:type="spellStart"/>
+            <w:r>
+              <w:t>FetchType.LAZY</w:t>
+            </w:r>
+            <w:proofErr w:type="spellEnd"/>
+            <w:r>
+              <w:t>?</w:t>
+            </w:r>
+          </w:p>
+        </w:tc>
+        <w:tc>
+          <w:tcPr>
+            <w:tcW w:w="6501" w:type="dxa"/>
+            <w:hideMark/>
+          </w:tcPr>
+          <w:p>
+            <w:pPr>
+              <w:spacing w:after="160" w:line="278" w:lineRule="auto"/>
+              <w:cnfStyle w:val="000000000000" w:firstRow="0" w:lastRow="0" w:firstColumn="0" w:lastColumn="0" w:oddVBand="0" w:evenVBand="0" w:oddHBand="0" w:evenHBand="0" w:firstRowFirstColumn="0" w:firstRowLastColumn="0" w:lastRowFirstColumn="0" w:lastRowLastColumn="0"/>
+            </w:pPr>
+            <w:r>
+              <w:t>To load related data only when needed, improving performance.</w:t>
+            </w:r>
+          </w:p>
+        </w:tc>
+      </w:tr>
+      <w:tr>
+        <w:trPr>
+          <w:cnfStyle w:val="000000100000" w:firstRow="0" w:lastRow="0" w:firstColumn="0" w:lastColumn="0" w:oddVBand="0" w:evenVBand="0" w:oddHBand="1" w:evenHBand="0" w:firstRowFirstColumn="0" w:firstRowLastColumn="0" w:lastRowFirstColumn="0" w:lastRowLastColumn="0"/>
+        </w:trPr>
+        <w:tc>
+          <w:tcPr>
+            <w:cnfStyle w:val="001000000000" w:firstRow="0" w:lastRow="0" w:firstColumn="1" w:lastColumn="0" w:oddVBand="0" w:evenVBand="0" w:oddHBand="0" w:evenHBand="0" w:firstRowFirstColumn="0" w:firstRowLastColumn="0" w:lastRowFirstColumn="0" w:lastRowLastColumn="0"/>
+            <w:tcW w:w="3955" w:type="dxa"/>
+            <w:hideMark/>
+          </w:tcPr>
+          <w:p>
+            <w:pPr>
+              <w:spacing w:after="160" w:line="278" w:lineRule="auto"/>
+            </w:pPr>
+            <w:r>
+              <w:t>Why use UNIQUE (</w:t>
+            </w:r>
+            <w:proofErr w:type="spellStart"/>
+            <w:r>
+              <w:t>organization_id</w:t>
+            </w:r>
+            <w:proofErr w:type="spellEnd"/>
+            <w:r>
+              <w:t>, name)?</w:t>
+            </w:r>
+          </w:p>
+        </w:tc>
+        <w:tc>
+          <w:tcPr>
+            <w:tcW w:w="6501" w:type="dxa"/>
+            <w:hideMark/>
+          </w:tcPr>
+          <w:p>
+            <w:pPr>
+              <w:spacing w:after="160" w:line="278" w:lineRule="auto"/>
+              <w:cnfStyle w:val="000000100000" w:firstRow="0" w:lastRow="0" w:firstColumn="0" w:lastColumn="0" w:oddVBand="0" w:evenVBand="0" w:oddHBand="1" w:evenHBand="0" w:firstRowFirstColumn="0" w:firstRowLastColumn="0" w:lastRowFirstColumn="0" w:lastRowLastColumn="0"/>
+            </w:pPr>
+            <w:r>
+              <w:t>To ensure department names are unique within the same organization while allowing the same name in different organizations.</w:t>
+            </w:r>
+          </w:p>
+        </w:tc>
+      </w:tr>
+      <w:tr>
+        <w:tc>
+          <w:tcPr>
+            <w:cnfStyle w:val="001000000000" w:firstRow="0" w:lastRow="0" w:firstColumn="1" w:lastColumn="0" w:oddVBand="0" w:evenVBand="0" w:oddHBand="0" w:evenHBand="0" w:firstRowFirstColumn="0" w:firstRowLastColumn="0" w:lastRowFirstColumn="0" w:lastRowLastColumn="0"/>
+            <w:tcW w:w="3955" w:type="dxa"/>
+            <w:hideMark/>
+          </w:tcPr>
+          <w:p>
+            <w:pPr>
+              <w:spacing w:after="160" w:line="278" w:lineRule="auto"/>
+            </w:pPr>
+            <w:r>
+              <w:t xml:space="preserve">Why create an index on </w:t>
+            </w:r>
+            <w:proofErr w:type="spellStart"/>
+            <w:r>
+              <w:t>organization_id</w:t>
+            </w:r>
+            <w:proofErr w:type="spellEnd"/>
+            <w:r>
+              <w:t>?</w:t>
+            </w:r>
+          </w:p>
+        </w:tc>
+        <w:tc>
+          <w:tcPr>
+            <w:tcW w:w="6501" w:type="dxa"/>
+            <w:hideMark/>
+          </w:tcPr>
+          <w:p>
+            <w:pPr>
+              <w:spacing w:after="160" w:line="278" w:lineRule="auto"/>
+              <w:cnfStyle w:val="000000000000" w:firstRow="0" w:lastRow="0" w:firstColumn="0" w:lastColumn="0" w:oddVBand="0" w:evenVBand="0" w:oddHBand="0" w:evenHBand="0" w:firstRowFirstColumn="0" w:firstRowLastColumn="0" w:lastRowFirstColumn="0" w:lastRowLastColumn="0"/>
+            </w:pPr>
+            <w:r>
+              <w:t>To speed up queries that filter departments by organization.</w:t>
+            </w:r>
+          </w:p>
+        </w:tc>
+      </w:tr>
+    </w:tbl>
+    <w:p/>
+    <w:tbl>
+      <w:tblPr>
+        <w:tblStyle w:val="PlainTable1"/>
+        <w:tblW w:w="0" w:type="auto"/>
+        <w:tblLook w:val="04A0" w:firstRow="1" w:lastRow="0" w:firstColumn="1" w:lastColumn="0" w:noHBand="0" w:noVBand="1"/>
+      </w:tblPr>
+      <w:tblGrid>
+        <w:gridCol w:w="1345"/>
+        <w:gridCol w:w="2169"/>
+        <w:gridCol w:w="1725"/>
+        <w:gridCol w:w="1956"/>
+        <w:gridCol w:w="3261"/>
+      </w:tblGrid>
+      <w:tr>
+        <w:trPr>
+          <w:cnfStyle w:val="100000000000" w:firstRow="1" w:lastRow="0" w:firstColumn="0" w:lastColumn="0" w:oddVBand="0" w:evenVBand="0" w:oddHBand="0" w:evenHBand="0" w:firstRowFirstColumn="0" w:firstRowLastColumn="0" w:lastRowFirstColumn="0" w:lastRowLastColumn="0"/>
+        </w:trPr>
+        <w:tc>
+          <w:tcPr>
+            <w:cnfStyle w:val="001000000000" w:firstRow="0" w:lastRow="0" w:firstColumn="1" w:lastColumn="0" w:oddVBand="0" w:evenVBand="0" w:oddHBand="0" w:evenHBand="0" w:firstRowFirstColumn="0" w:firstRowLastColumn="0" w:lastRowFirstColumn="0" w:lastRowLastColumn="0"/>
+            <w:tcW w:w="1345" w:type="dxa"/>
+            <w:hideMark/>
+          </w:tcPr>
+          <w:p>
+            <w:pPr>
+              <w:spacing w:after="160" w:line="278" w:lineRule="auto"/>
+            </w:pPr>
+            <w:r>
+              <w:t>Annotation</w:t>
+            </w:r>
+          </w:p>
+        </w:tc>
+        <w:tc>
+          <w:tcPr>
+            <w:tcW w:w="2169" w:type="dxa"/>
+            <w:hideMark/>
+          </w:tcPr>
+          <w:p>
+            <w:pPr>
+              <w:spacing w:after="160" w:line="278" w:lineRule="auto"/>
+              <w:cnfStyle w:val="100000000000" w:firstRow="1" w:lastRow="0" w:firstColumn="0" w:lastColumn="0" w:oddVBand="0" w:evenVBand="0" w:oddHBand="0" w:evenHBand="0" w:firstRowFirstColumn="0" w:firstRowLastColumn="0" w:lastRowFirstColumn="0" w:lastRowLastColumn="0"/>
+            </w:pPr>
+            <w:r>
+              <w:t>Full Syntax</w:t>
+            </w:r>
+          </w:p>
+        </w:tc>
+        <w:tc>
+          <w:tcPr>
+            <w:tcW w:w="0" w:type="auto"/>
+            <w:hideMark/>
+          </w:tcPr>
+          <w:p>
+            <w:pPr>
+              <w:spacing w:after="160" w:line="278" w:lineRule="auto"/>
+              <w:cnfStyle w:val="100000000000" w:firstRow="1" w:lastRow="0" w:firstColumn="0" w:lastColumn="0" w:oddVBand="0" w:evenVBand="0" w:oddHBand="0" w:evenHBand="0" w:firstRowFirstColumn="0" w:firstRowLastColumn="0" w:lastRowFirstColumn="0" w:lastRowLastColumn="0"/>
+            </w:pPr>
+            <w:r>
+              <w:t>What It Does</w:t>
+            </w:r>
+          </w:p>
+        </w:tc>
+        <w:tc>
+          <w:tcPr>
+            <w:tcW w:w="1956" w:type="dxa"/>
+            <w:hideMark/>
+          </w:tcPr>
+          <w:p>
+            <w:pPr>
+              <w:spacing w:after="160" w:line="278" w:lineRule="auto"/>
+              <w:cnfStyle w:val="100000000000" w:firstRow="1" w:lastRow="0" w:firstColumn="0" w:lastColumn="0" w:oddVBand="0" w:evenVBand="0" w:oddHBand="0" w:evenHBand="0" w:firstRowFirstColumn="0" w:firstRowLastColumn="0" w:lastRowFirstColumn="0" w:lastRowLastColumn="0"/>
+            </w:pPr>
+            <w:r>
+              <w:t>Why You Need It</w:t>
+            </w:r>
+          </w:p>
+        </w:tc>
+        <w:tc>
+          <w:tcPr>
+            <w:tcW w:w="3261" w:type="dxa"/>
+            <w:hideMark/>
+          </w:tcPr>
+          <w:p>
+            <w:pPr>
+              <w:spacing w:after="160" w:line="278" w:lineRule="auto"/>
+              <w:cnfStyle w:val="100000000000" w:firstRow="1" w:lastRow="0" w:firstColumn="0" w:lastColumn="0" w:oddVBand="0" w:evenVBand="0" w:oddHBand="0" w:evenHBand="0" w:firstRowFirstColumn="0" w:firstRowLastColumn="0" w:lastRowFirstColumn="0" w:lastRowLastColumn="0"/>
+            </w:pPr>
+            <w:r>
+              <w:t>Alternative/Options</w:t>
+            </w:r>
+          </w:p>
+        </w:tc>
+      </w:tr>
+      <w:tr>
+        <w:trPr>
+          <w:cnfStyle w:val="000000100000" w:firstRow="0" w:lastRow="0" w:firstColumn="0" w:lastColumn="0" w:oddVBand="0" w:evenVBand="0" w:oddHBand="1" w:evenHBand="0" w:firstRowFirstColumn="0" w:firstRowLastColumn="0" w:lastRowFirstColumn="0" w:lastRowLastColumn="0"/>
+        </w:trPr>
+        <w:tc>
+          <w:tcPr>
+            <w:cnfStyle w:val="001000000000" w:firstRow="0" w:lastRow="0" w:firstColumn="1" w:lastColumn="0" w:oddVBand="0" w:evenVBand="0" w:oddHBand="0" w:evenHBand="0" w:firstRowFirstColumn="0" w:firstRowLastColumn="0" w:lastRowFirstColumn="0" w:lastRowLastColumn="0"/>
+            <w:tcW w:w="1345" w:type="dxa"/>
+            <w:hideMark/>
+          </w:tcPr>
+          <w:p>
+            <w:pPr>
+              <w:spacing w:after="160" w:line="278" w:lineRule="auto"/>
+              <w:rPr>
+                <w:sz w:val="16"/>
+                <w:szCs w:val="16"/>
+              </w:rPr>
+            </w:pPr>
+            <w:r>
+              <w:rPr>
+                <w:sz w:val="16"/>
+                <w:szCs w:val="16"/>
+              </w:rPr>
+              <w:t>@Entity</w:t>
+            </w:r>
+          </w:p>
+        </w:tc>
+        <w:tc>
+          <w:tcPr>
+            <w:tcW w:w="2169" w:type="dxa"/>
+            <w:hideMark/>
+          </w:tcPr>
+          <w:p>
+            <w:pPr>
+              <w:spacing w:after="160" w:line="278" w:lineRule="auto"/>
+              <w:cnfStyle w:val="000000100000" w:firstRow="0" w:lastRow="0" w:firstColumn="0" w:lastColumn="0" w:oddVBand="0" w:evenVBand="0" w:oddHBand="1" w:evenHBand="0" w:firstRowFirstColumn="0" w:firstRowLastColumn="0" w:lastRowFirstColumn="0" w:lastRowLastColumn="0"/>
+              <w:rPr>
+                <w:sz w:val="16"/>
+                <w:szCs w:val="16"/>
+              </w:rPr>
+            </w:pPr>
+            <w:r>
+              <w:rPr>
+                <w:sz w:val="16"/>
+                <w:szCs w:val="16"/>
+              </w:rPr>
+              <w:t>@Entity</w:t>
+            </w:r>
+          </w:p>
+        </w:tc>
+        <w:tc>
+          <w:tcPr>
+            <w:tcW w:w="0" w:type="auto"/>
+            <w:hideMark/>
+          </w:tcPr>
+          <w:p>
+            <w:pPr>
+              <w:spacing w:after="160" w:line="278" w:lineRule="auto"/>
+              <w:cnfStyle w:val="000000100000" w:firstRow="0" w:lastRow="0" w:firstColumn="0" w:lastColumn="0" w:oddVBand="0" w:evenVBand="0" w:oddHBand="1" w:evenHBand="0" w:firstRowFirstColumn="0" w:firstRowLastColumn="0" w:lastRowFirstColumn="0" w:lastRowLastColumn="0"/>
+              <w:rPr>
+                <w:sz w:val="16"/>
+                <w:szCs w:val="16"/>
+              </w:rPr>
+            </w:pPr>
+            <w:r>
+              <w:rPr>
+                <w:sz w:val="16"/>
+                <w:szCs w:val="16"/>
+              </w:rPr>
+              <w:t>Marks this class as a JPA entity (database table)</w:t>
+            </w:r>
+          </w:p>
+        </w:tc>
+        <w:tc>
+          <w:tcPr>
+            <w:tcW w:w="1956" w:type="dxa"/>
+            <w:hideMark/>
+          </w:tcPr>
+          <w:p>
+            <w:pPr>
+              <w:spacing w:after="160" w:line="278" w:lineRule="auto"/>
+              <w:cnfStyle w:val="000000100000" w:firstRow="0" w:lastRow="0" w:firstColumn="0" w:lastColumn="0" w:oddVBand="0" w:evenVBand="0" w:oddHBand="1" w:evenHBand="0" w:firstRowFirstColumn="0" w:firstRowLastColumn="0" w:lastRowFirstColumn="0" w:lastRowLastColumn="0"/>
+              <w:rPr>
+                <w:sz w:val="16"/>
+                <w:szCs w:val="16"/>
+              </w:rPr>
+            </w:pPr>
+            <w:r>
+              <w:rPr>
+                <w:sz w:val="16"/>
+                <w:szCs w:val="16"/>
+              </w:rPr>
+              <w:t>Without this, Hibernate won't recognize the class as a database entity</w:t>
+            </w:r>
+          </w:p>
+        </w:tc>
+        <w:tc>
+          <w:tcPr>
+            <w:tcW w:w="3261" w:type="dxa"/>
+            <w:hideMark/>
+          </w:tcPr>
+          <w:p>
+            <w:pPr>
+              <w:spacing w:after="160" w:line="278" w:lineRule="auto"/>
+              <w:cnfStyle w:val="000000100000" w:firstRow="0" w:lastRow="0" w:firstColumn="0" w:lastColumn="0" w:oddVBand="0" w:evenVBand="0" w:oddHBand="1" w:evenHBand="0" w:firstRowFirstColumn="0" w:firstRowLastColumn="0" w:lastRowFirstColumn="0" w:lastRowLastColumn="0"/>
+              <w:rPr>
+                <w:sz w:val="16"/>
+                <w:szCs w:val="16"/>
+              </w:rPr>
+            </w:pPr>
+            <w:r>
+              <w:rPr>
+                <w:sz w:val="16"/>
+                <w:szCs w:val="16"/>
+              </w:rPr>
+              <w:t>@MappedSuperclass (for inheritance)</w:t>
+            </w:r>
+          </w:p>
+        </w:tc>
+      </w:tr>
+      <w:tr>
+        <w:tc>
+          <w:tcPr>
+            <w:cnfStyle w:val="001000000000" w:firstRow="0" w:lastRow="0" w:firstColumn="1" w:lastColumn="0" w:oddVBand="0" w:evenVBand="0" w:oddHBand="0" w:evenHBand="0" w:firstRowFirstColumn="0" w:firstRowLastColumn="0" w:lastRowFirstColumn="0" w:lastRowLastColumn="0"/>
+            <w:tcW w:w="1345" w:type="dxa"/>
+            <w:hideMark/>
+          </w:tcPr>
+          <w:p>
+            <w:pPr>
+              <w:spacing w:after="160" w:line="278" w:lineRule="auto"/>
+              <w:rPr>
+                <w:sz w:val="16"/>
+                <w:szCs w:val="16"/>
+              </w:rPr>
+            </w:pPr>
+            <w:r>
+              <w:rPr>
+                <w:sz w:val="16"/>
+                <w:szCs w:val="16"/>
+              </w:rPr>
+              <w:t>@Table</w:t>
+            </w:r>
+          </w:p>
+        </w:tc>
+        <w:tc>
+          <w:tcPr>
+            <w:tcW w:w="2169" w:type="dxa"/>
+            <w:hideMark/>
+          </w:tcPr>
+          <w:p>
+            <w:pPr>
+              <w:spacing w:after="160" w:line="278" w:lineRule="auto"/>
+              <w:cnfStyle w:val="000000000000" w:firstRow="0" w:lastRow="0" w:firstColumn="0" w:lastColumn="0" w:oddVBand="0" w:evenVBand="0" w:oddHBand="0" w:evenHBand="0" w:firstRowFirstColumn="0" w:firstRowLastColumn="0" w:lastRowFirstColumn="0" w:lastRowLastColumn="0"/>
+              <w:rPr>
+                <w:sz w:val="16"/>
+                <w:szCs w:val="16"/>
+              </w:rPr>
+            </w:pPr>
+            <w:r>
+              <w:rPr>
+                <w:sz w:val="16"/>
+                <w:szCs w:val="16"/>
+              </w:rPr>
+              <w:t>@</w:t>
+            </w:r>
+            <w:proofErr w:type="gramStart"/>
+            <w:r>
+              <w:rPr>
+                <w:sz w:val="16"/>
+                <w:szCs w:val="16"/>
+              </w:rPr>
+              <w:t>Table(</w:t>
+            </w:r>
+            <w:proofErr w:type="gramEnd"/>
+            <w:r>
+              <w:rPr>
+                <w:sz w:val="16"/>
+                <w:szCs w:val="16"/>
+              </w:rPr>
+              <w:t>name = "departments", schema = "</w:t>
+            </w:r>
+            <w:proofErr w:type="spellStart"/>
+            <w:r>
+              <w:rPr>
+                <w:sz w:val="16"/>
+                <w:szCs w:val="16"/>
+              </w:rPr>
+              <w:t>processmind</w:t>
+            </w:r>
+            <w:proofErr w:type="spellEnd"/>
+            <w:r>
+              <w:rPr>
+                <w:sz w:val="16"/>
+                <w:szCs w:val="16"/>
+              </w:rPr>
+              <w:t>")</w:t>
+            </w:r>
+          </w:p>
+        </w:tc>
+        <w:tc>
+          <w:tcPr>
+            <w:tcW w:w="0" w:type="auto"/>
+            <w:hideMark/>
+          </w:tcPr>
+          <w:p>
+            <w:pPr>
+              <w:spacing w:after="160" w:line="278" w:lineRule="auto"/>
+              <w:cnfStyle w:val="000000000000" w:firstRow="0" w:lastRow="0" w:firstColumn="0" w:lastColumn="0" w:oddVBand="0" w:evenVBand="0" w:oddHBand="0" w:evenHBand="0" w:firstRowFirstColumn="0" w:firstRowLastColumn="0" w:lastRowFirstColumn="0" w:lastRowLastColumn="0"/>
+              <w:rPr>
+                <w:sz w:val="16"/>
+                <w:szCs w:val="16"/>
+              </w:rPr>
+            </w:pPr>
+            <w:r>
+              <w:rPr>
+                <w:sz w:val="16"/>
+                <w:szCs w:val="16"/>
+              </w:rPr>
+              <w:t>Maps the entity to a specific table and schema</w:t>
+            </w:r>
+          </w:p>
+        </w:tc>
+        <w:tc>
+          <w:tcPr>
+            <w:tcW w:w="1956" w:type="dxa"/>
+            <w:hideMark/>
+          </w:tcPr>
+          <w:p>
+            <w:pPr>
+              <w:spacing w:after="160" w:line="278" w:lineRule="auto"/>
+              <w:cnfStyle w:val="000000000000" w:firstRow="0" w:lastRow="0" w:firstColumn="0" w:lastColumn="0" w:oddVBand="0" w:evenVBand="0" w:oddHBand="0" w:evenHBand="0" w:firstRowFirstColumn="0" w:firstRowLastColumn="0" w:lastRowFirstColumn="0" w:lastRowLastColumn="0"/>
+              <w:rPr>
+                <w:sz w:val="16"/>
+                <w:szCs w:val="16"/>
+              </w:rPr>
+            </w:pPr>
+            <w:r>
+              <w:rPr>
+                <w:sz w:val="16"/>
+                <w:szCs w:val="16"/>
+              </w:rPr>
+              <w:t>Without this, Hibernate uses the class name as table name</w:t>
+            </w:r>
+          </w:p>
+        </w:tc>
+        <w:tc>
+          <w:tcPr>
+            <w:tcW w:w="3261" w:type="dxa"/>
+            <w:hideMark/>
+          </w:tcPr>
+          <w:p>
+            <w:pPr>
+              <w:spacing w:after="160" w:line="278" w:lineRule="auto"/>
+              <w:cnfStyle w:val="000000000000" w:firstRow="0" w:lastRow="0" w:firstColumn="0" w:lastColumn="0" w:oddVBand="0" w:evenVBand="0" w:oddHBand="0" w:evenHBand="0" w:firstRowFirstColumn="0" w:firstRowLastColumn="0" w:lastRowFirstColumn="0" w:lastRowLastColumn="0"/>
+              <w:rPr>
+                <w:sz w:val="16"/>
+                <w:szCs w:val="16"/>
+              </w:rPr>
+            </w:pPr>
+            <w:r>
+              <w:rPr>
+                <w:sz w:val="16"/>
+                <w:szCs w:val="16"/>
+              </w:rPr>
+              <w:t>@</w:t>
+            </w:r>
+            <w:proofErr w:type="gramStart"/>
+            <w:r>
+              <w:rPr>
+                <w:sz w:val="16"/>
+                <w:szCs w:val="16"/>
+              </w:rPr>
+              <w:t>Table(</w:t>
+            </w:r>
+            <w:proofErr w:type="gramEnd"/>
+            <w:r>
+              <w:rPr>
+                <w:sz w:val="16"/>
+                <w:szCs w:val="16"/>
+              </w:rPr>
+              <w:t>name = "dept") or @</w:t>
+            </w:r>
+            <w:proofErr w:type="gramStart"/>
+            <w:r>
+              <w:rPr>
+                <w:sz w:val="16"/>
+                <w:szCs w:val="16"/>
+              </w:rPr>
+              <w:t>Table(</w:t>
+            </w:r>
+            <w:proofErr w:type="gramEnd"/>
+            <w:r>
+              <w:rPr>
+                <w:sz w:val="16"/>
+                <w:szCs w:val="16"/>
+              </w:rPr>
+              <w:t>schema = "public")</w:t>
+            </w:r>
+          </w:p>
+        </w:tc>
+      </w:tr>
+      <w:tr>
+        <w:trPr>
+          <w:cnfStyle w:val="000000100000" w:firstRow="0" w:lastRow="0" w:firstColumn="0" w:lastColumn="0" w:oddVBand="0" w:evenVBand="0" w:oddHBand="1" w:evenHBand="0" w:firstRowFirstColumn="0" w:firstRowLastColumn="0" w:lastRowFirstColumn="0" w:lastRowLastColumn="0"/>
+        </w:trPr>
+        <w:tc>
+          <w:tcPr>
+            <w:cnfStyle w:val="001000000000" w:firstRow="0" w:lastRow="0" w:firstColumn="1" w:lastColumn="0" w:oddVBand="0" w:evenVBand="0" w:oddHBand="0" w:evenHBand="0" w:firstRowFirstColumn="0" w:firstRowLastColumn="0" w:lastRowFirstColumn="0" w:lastRowLastColumn="0"/>
+            <w:tcW w:w="1345" w:type="dxa"/>
+            <w:hideMark/>
+          </w:tcPr>
+          <w:p>
+            <w:pPr>
+              <w:spacing w:after="160" w:line="278" w:lineRule="auto"/>
+              <w:rPr>
+                <w:sz w:val="16"/>
+                <w:szCs w:val="16"/>
+              </w:rPr>
+            </w:pPr>
+            <w:r>
+              <w:rPr>
+                <w:sz w:val="16"/>
+                <w:szCs w:val="16"/>
+              </w:rPr>
+              <w:t xml:space="preserve">extends </w:t>
+            </w:r>
+            <w:proofErr w:type="spellStart"/>
+            <w:r>
+              <w:rPr>
+                <w:sz w:val="16"/>
+                <w:szCs w:val="16"/>
+              </w:rPr>
+              <w:t>BaseEntity</w:t>
+            </w:r>
+            <w:proofErr w:type="spellEnd"/>
+          </w:p>
+        </w:tc>
+        <w:tc>
+          <w:tcPr>
+            <w:tcW w:w="2169" w:type="dxa"/>
+            <w:hideMark/>
+          </w:tcPr>
+          <w:p>
+            <w:pPr>
+              <w:spacing w:after="160" w:line="278" w:lineRule="auto"/>
+              <w:cnfStyle w:val="000000100000" w:firstRow="0" w:lastRow="0" w:firstColumn="0" w:lastColumn="0" w:oddVBand="0" w:evenVBand="0" w:oddHBand="1" w:evenHBand="0" w:firstRowFirstColumn="0" w:firstRowLastColumn="0" w:lastRowFirstColumn="0" w:lastRowLastColumn="0"/>
+              <w:rPr>
+                <w:sz w:val="16"/>
+                <w:szCs w:val="16"/>
+              </w:rPr>
+            </w:pPr>
+            <w:r>
+              <w:rPr>
+                <w:sz w:val="16"/>
+                <w:szCs w:val="16"/>
+              </w:rPr>
+              <w:t xml:space="preserve">public class Department extends </w:t>
+            </w:r>
+            <w:proofErr w:type="spellStart"/>
+            <w:r>
+              <w:rPr>
+                <w:sz w:val="16"/>
+                <w:szCs w:val="16"/>
+              </w:rPr>
+              <w:t>BaseEntity</w:t>
+            </w:r>
+            <w:proofErr w:type="spellEnd"/>
+          </w:p>
+        </w:tc>
+        <w:tc>
+          <w:tcPr>
+            <w:tcW w:w="0" w:type="auto"/>
+            <w:hideMark/>
+          </w:tcPr>
+          <w:p>
+            <w:pPr>
+              <w:spacing w:after="160" w:line="278" w:lineRule="auto"/>
+              <w:cnfStyle w:val="000000100000" w:firstRow="0" w:lastRow="0" w:firstColumn="0" w:lastColumn="0" w:oddVBand="0" w:evenVBand="0" w:oddHBand="1" w:evenHBand="0" w:firstRowFirstColumn="0" w:firstRowLastColumn="0" w:lastRowFirstColumn="0" w:lastRowLastColumn="0"/>
+              <w:rPr>
+                <w:sz w:val="16"/>
+                <w:szCs w:val="16"/>
+              </w:rPr>
+            </w:pPr>
+            <w:r>
+              <w:rPr>
+                <w:sz w:val="16"/>
+                <w:szCs w:val="16"/>
+              </w:rPr>
+              <w:t>Inherits common fields (id, timestamps, etc.)</w:t>
+            </w:r>
+          </w:p>
+        </w:tc>
+        <w:tc>
+          <w:tcPr>
+            <w:tcW w:w="1956" w:type="dxa"/>
+            <w:hideMark/>
+          </w:tcPr>
+          <w:p>
+            <w:pPr>
+              <w:spacing w:after="160" w:line="278" w:lineRule="auto"/>
+              <w:cnfStyle w:val="000000100000" w:firstRow="0" w:lastRow="0" w:firstColumn="0" w:lastColumn="0" w:oddVBand="0" w:evenVBand="0" w:oddHBand="1" w:evenHBand="0" w:firstRowFirstColumn="0" w:firstRowLastColumn="0" w:lastRowFirstColumn="0" w:lastRowLastColumn="0"/>
+              <w:rPr>
+                <w:sz w:val="16"/>
+                <w:szCs w:val="16"/>
+              </w:rPr>
+            </w:pPr>
+            <w:r>
+              <w:rPr>
+                <w:sz w:val="16"/>
+                <w:szCs w:val="16"/>
+              </w:rPr>
+              <w:t>Avoids duplicating common fields in every entity</w:t>
+            </w:r>
+          </w:p>
+        </w:tc>
+        <w:tc>
+          <w:tcPr>
+            <w:tcW w:w="3261" w:type="dxa"/>
+            <w:hideMark/>
+          </w:tcPr>
+          <w:p>
+            <w:pPr>
+              <w:spacing w:after="160" w:line="278" w:lineRule="auto"/>
+              <w:cnfStyle w:val="000000100000" w:firstRow="0" w:lastRow="0" w:firstColumn="0" w:lastColumn="0" w:oddVBand="0" w:evenVBand="0" w:oddHBand="1" w:evenHBand="0" w:firstRowFirstColumn="0" w:firstRowLastColumn="0" w:lastRowFirstColumn="0" w:lastRowLastColumn="0"/>
+              <w:rPr>
+                <w:sz w:val="16"/>
+                <w:szCs w:val="16"/>
+              </w:rPr>
+            </w:pPr>
+            <w:r>
+              <w:rPr>
+                <w:sz w:val="16"/>
+                <w:szCs w:val="16"/>
+              </w:rPr>
+              <w:t>Can implement Serializable instead</w:t>
+            </w:r>
+          </w:p>
+        </w:tc>
+      </w:tr>
+    </w:tbl>
+    <w:p>
+      <w:r>
+        <w:t xml:space="preserve"> </w:t>
+      </w:r>
+    </w:p>
+    <w:p>
+      <w:pPr>
+        <w:rPr>
+          <w:b/>
+          <w:bCs/>
+        </w:rPr>
+      </w:pPr>
+      <w:r>
+        <w:rPr>
+          <w:rFonts w:ascii="Segoe UI Emoji" w:hAnsi="Segoe UI Emoji" w:cs="Segoe UI Emoji"/>
+          <w:b/>
+          <w:bCs/>
+        </w:rPr>
+        <w:t>🔗</w:t>
+      </w:r>
+      <w:r>
+        <w:rPr>
+          <w:b/>
+          <w:bCs/>
+        </w:rPr>
+        <w:t xml:space="preserve"> Relationship Annotations</w:t>
+      </w:r>
+    </w:p>
+    <w:tbl>
+      <w:tblPr>
+        <w:tblStyle w:val="PlainTable1"/>
+        <w:tblW w:w="0" w:type="auto"/>
+        <w:tblLook w:val="04A0" w:firstRow="1" w:lastRow="0" w:firstColumn="1" w:lastColumn="0" w:noHBand="0" w:noVBand="1"/>
+      </w:tblPr>
+      <w:tblGrid>
+        <w:gridCol w:w="1454"/>
+        <w:gridCol w:w="2254"/>
+        <w:gridCol w:w="1642"/>
+        <w:gridCol w:w="1962"/>
+        <w:gridCol w:w="3144"/>
+      </w:tblGrid>
+      <w:tr>
+        <w:trPr>
+          <w:cnfStyle w:val="100000000000" w:firstRow="1" w:lastRow="0" w:firstColumn="0" w:lastColumn="0" w:oddVBand="0" w:evenVBand="0" w:oddHBand="0" w:evenHBand="0" w:firstRowFirstColumn="0" w:firstRowLastColumn="0" w:lastRowFirstColumn="0" w:lastRowLastColumn="0"/>
+        </w:trPr>
+        <w:tc>
+          <w:tcPr>
+            <w:cnfStyle w:val="001000000000" w:firstRow="0" w:lastRow="0" w:firstColumn="1" w:lastColumn="0" w:oddVBand="0" w:evenVBand="0" w:oddHBand="0" w:evenHBand="0" w:firstRowFirstColumn="0" w:firstRowLastColumn="0" w:lastRowFirstColumn="0" w:lastRowLastColumn="0"/>
+            <w:tcW w:w="0" w:type="auto"/>
+            <w:hideMark/>
+          </w:tcPr>
+          <w:p>
+            <w:pPr>
+              <w:spacing w:after="160" w:line="278" w:lineRule="auto"/>
+            </w:pPr>
+            <w:r>
+              <w:t>Annotation</w:t>
+            </w:r>
+          </w:p>
+        </w:tc>
+        <w:tc>
+          <w:tcPr>
+            <w:tcW w:w="0" w:type="auto"/>
+            <w:hideMark/>
+          </w:tcPr>
+          <w:p>
+            <w:pPr>
+              <w:spacing w:after="160" w:line="278" w:lineRule="auto"/>
+              <w:cnfStyle w:val="100000000000" w:firstRow="1" w:lastRow="0" w:firstColumn="0" w:lastColumn="0" w:oddVBand="0" w:evenVBand="0" w:oddHBand="0" w:evenHBand="0" w:firstRowFirstColumn="0" w:firstRowLastColumn="0" w:lastRowFirstColumn="0" w:lastRowLastColumn="0"/>
+            </w:pPr>
+            <w:r>
+              <w:t>Full Syntax</w:t>
+            </w:r>
+          </w:p>
+        </w:tc>
+        <w:tc>
+          <w:tcPr>
+            <w:tcW w:w="0" w:type="auto"/>
+            <w:hideMark/>
+          </w:tcPr>
+          <w:p>
+            <w:pPr>
+              <w:spacing w:after="160" w:line="278" w:lineRule="auto"/>
+              <w:cnfStyle w:val="100000000000" w:firstRow="1" w:lastRow="0" w:firstColumn="0" w:lastColumn="0" w:oddVBand="0" w:evenVBand="0" w:oddHBand="0" w:evenHBand="0" w:firstRowFirstColumn="0" w:firstRowLastColumn="0" w:lastRowFirstColumn="0" w:lastRowLastColumn="0"/>
+            </w:pPr>
+            <w:r>
+              <w:t>What It Does</w:t>
+            </w:r>
+          </w:p>
+        </w:tc>
+        <w:tc>
+          <w:tcPr>
+            <w:tcW w:w="0" w:type="auto"/>
+            <w:hideMark/>
+          </w:tcPr>
+          <w:p>
+            <w:pPr>
+              <w:spacing w:after="160" w:line="278" w:lineRule="auto"/>
+              <w:cnfStyle w:val="100000000000" w:firstRow="1" w:lastRow="0" w:firstColumn="0" w:lastColumn="0" w:oddVBand="0" w:evenVBand="0" w:oddHBand="0" w:evenHBand="0" w:firstRowFirstColumn="0" w:firstRowLastColumn="0" w:lastRowFirstColumn="0" w:lastRowLastColumn="0"/>
+            </w:pPr>
+            <w:r>
+              <w:t>Why You Need It</w:t>
+            </w:r>
+          </w:p>
+        </w:tc>
+        <w:tc>
+          <w:tcPr>
+            <w:tcW w:w="0" w:type="auto"/>
+            <w:hideMark/>
+          </w:tcPr>
+          <w:p>
+            <w:pPr>
+              <w:spacing w:after="160" w:line="278" w:lineRule="auto"/>
+              <w:cnfStyle w:val="100000000000" w:firstRow="1" w:lastRow="0" w:firstColumn="0" w:lastColumn="0" w:oddVBand="0" w:evenVBand="0" w:oddHBand="0" w:evenHBand="0" w:firstRowFirstColumn="0" w:firstRowLastColumn="0" w:lastRowFirstColumn="0" w:lastRowLastColumn="0"/>
+            </w:pPr>
+            <w:r>
+              <w:t>Alternative/Options</w:t>
+            </w:r>
+          </w:p>
+        </w:tc>
+      </w:tr>
+      <w:tr>
+        <w:trPr>
+          <w:cnfStyle w:val="000000100000" w:firstRow="0" w:lastRow="0" w:firstColumn="0" w:lastColumn="0" w:oddVBand="0" w:evenVBand="0" w:oddHBand="1" w:evenHBand="0" w:firstRowFirstColumn="0" w:firstRowLastColumn="0" w:lastRowFirstColumn="0" w:lastRowLastColumn="0"/>
+        </w:trPr>
+        <w:tc>
+          <w:tcPr>
+            <w:cnfStyle w:val="001000000000" w:firstRow="0" w:lastRow="0" w:firstColumn="1" w:lastColumn="0" w:oddVBand="0" w:evenVBand="0" w:oddHBand="0" w:evenHBand="0" w:firstRowFirstColumn="0" w:firstRowLastColumn="0" w:lastRowFirstColumn="0" w:lastRowLastColumn="0"/>
+            <w:tcW w:w="0" w:type="auto"/>
+            <w:hideMark/>
+          </w:tcPr>
+          <w:p>
+            <w:pPr>
+              <w:spacing w:after="160" w:line="278" w:lineRule="auto"/>
+              <w:rPr>
+                <w:sz w:val="16"/>
+                <w:szCs w:val="16"/>
+              </w:rPr>
+            </w:pPr>
+            <w:r>
+              <w:rPr>
+                <w:sz w:val="16"/>
+                <w:szCs w:val="16"/>
+              </w:rPr>
+              <w:t>@ManyToOne</w:t>
+            </w:r>
+          </w:p>
+        </w:tc>
+        <w:tc>
+          <w:tcPr>
+            <w:tcW w:w="0" w:type="auto"/>
+            <w:hideMark/>
+          </w:tcPr>
+          <w:p>
+            <w:pPr>
+              <w:spacing w:after="160" w:line="278" w:lineRule="auto"/>
+              <w:cnfStyle w:val="000000100000" w:firstRow="0" w:lastRow="0" w:firstColumn="0" w:lastColumn="0" w:oddVBand="0" w:evenVBand="0" w:oddHBand="1" w:evenHBand="0" w:firstRowFirstColumn="0" w:firstRowLastColumn="0" w:lastRowFirstColumn="0" w:lastRowLastColumn="0"/>
+              <w:rPr>
+                <w:sz w:val="16"/>
+                <w:szCs w:val="16"/>
+              </w:rPr>
+            </w:pPr>
+            <w:r>
+              <w:rPr>
+                <w:sz w:val="16"/>
+                <w:szCs w:val="16"/>
+              </w:rPr>
+              <w:t>@</w:t>
+            </w:r>
+            <w:proofErr w:type="gramStart"/>
+            <w:r>
+              <w:rPr>
+                <w:sz w:val="16"/>
+                <w:szCs w:val="16"/>
+              </w:rPr>
+              <w:t>ManyToOne(</w:t>
+            </w:r>
+            <w:proofErr w:type="gramEnd"/>
+            <w:r>
+              <w:rPr>
+                <w:sz w:val="16"/>
+                <w:szCs w:val="16"/>
+              </w:rPr>
+              <w:t xml:space="preserve">fetch = </w:t>
+            </w:r>
+            <w:proofErr w:type="spellStart"/>
+            <w:r>
+              <w:rPr>
+                <w:sz w:val="16"/>
+                <w:szCs w:val="16"/>
+              </w:rPr>
+              <w:t>FetchType.LAZY</w:t>
+            </w:r>
+            <w:proofErr w:type="spellEnd"/>
+            <w:r>
+              <w:rPr>
+                <w:sz w:val="16"/>
+                <w:szCs w:val="16"/>
+              </w:rPr>
+              <w:t>)</w:t>
+            </w:r>
+          </w:p>
+        </w:tc>
+        <w:tc>
+          <w:tcPr>
+            <w:tcW w:w="0" w:type="auto"/>
+            <w:hideMark/>
+          </w:tcPr>
+          <w:p>
+            <w:pPr>
+              <w:spacing w:after="160" w:line="278" w:lineRule="auto"/>
+              <w:cnfStyle w:val="000000100000" w:firstRow="0" w:lastRow="0" w:firstColumn="0" w:lastColumn="0" w:oddVBand="0" w:evenVBand="0" w:oddHBand="1" w:evenHBand="0" w:firstRowFirstColumn="0" w:firstRowLastColumn="0" w:lastRowFirstColumn="0" w:lastRowLastColumn="0"/>
+              <w:rPr>
+                <w:sz w:val="16"/>
+                <w:szCs w:val="16"/>
+              </w:rPr>
+            </w:pPr>
+            <w:r>
+              <w:rPr>
+                <w:sz w:val="16"/>
+                <w:szCs w:val="16"/>
+              </w:rPr>
+              <w:t>Defines Many-to-One relationship</w:t>
+            </w:r>
+          </w:p>
+        </w:tc>
+        <w:tc>
+          <w:tcPr>
+            <w:tcW w:w="0" w:type="auto"/>
+            <w:hideMark/>
+          </w:tcPr>
+          <w:p>
+            <w:pPr>
+              <w:spacing w:after="160" w:line="278" w:lineRule="auto"/>
+              <w:cnfStyle w:val="000000100000" w:firstRow="0" w:lastRow="0" w:firstColumn="0" w:lastColumn="0" w:oddVBand="0" w:evenVBand="0" w:oddHBand="1" w:evenHBand="0" w:firstRowFirstColumn="0" w:firstRowLastColumn="0" w:lastRowFirstColumn="0" w:lastRowLastColumn="0"/>
+              <w:rPr>
+                <w:sz w:val="16"/>
+                <w:szCs w:val="16"/>
+              </w:rPr>
+            </w:pPr>
+            <w:r>
+              <w:rPr>
+                <w:sz w:val="16"/>
+                <w:szCs w:val="16"/>
+              </w:rPr>
+              <w:t>Without this, Hibernate doesn't know the relationship type</w:t>
+            </w:r>
+          </w:p>
+        </w:tc>
+        <w:tc>
+          <w:tcPr>
+            <w:tcW w:w="0" w:type="auto"/>
+            <w:hideMark/>
+          </w:tcPr>
+          <w:p>
+            <w:pPr>
+              <w:spacing w:after="160" w:line="278" w:lineRule="auto"/>
+              <w:cnfStyle w:val="000000100000" w:firstRow="0" w:lastRow="0" w:firstColumn="0" w:lastColumn="0" w:oddVBand="0" w:evenVBand="0" w:oddHBand="1" w:evenHBand="0" w:firstRowFirstColumn="0" w:firstRowLastColumn="0" w:lastRowFirstColumn="0" w:lastRowLastColumn="0"/>
+              <w:rPr>
+                <w:sz w:val="16"/>
+                <w:szCs w:val="16"/>
+              </w:rPr>
+            </w:pPr>
+            <w:r>
+              <w:rPr>
+                <w:sz w:val="16"/>
+                <w:szCs w:val="16"/>
+              </w:rPr>
+              <w:t>@OneToOne, @OneToMany, @ManyToMany</w:t>
+            </w:r>
+          </w:p>
+        </w:tc>
+      </w:tr>
+      <w:tr>
+        <w:tc>
+          <w:tcPr>
+            <w:cnfStyle w:val="001000000000" w:firstRow="0" w:lastRow="0" w:firstColumn="1" w:lastColumn="0" w:oddVBand="0" w:evenVBand="0" w:oddHBand="0" w:evenHBand="0" w:firstRowFirstColumn="0" w:firstRowLastColumn="0" w:lastRowFirstColumn="0" w:lastRowLastColumn="0"/>
+            <w:tcW w:w="0" w:type="auto"/>
+            <w:hideMark/>
+          </w:tcPr>
+          <w:p>
+            <w:pPr>
+              <w:spacing w:after="160" w:line="278" w:lineRule="auto"/>
+              <w:rPr>
+                <w:sz w:val="16"/>
+                <w:szCs w:val="16"/>
+              </w:rPr>
+            </w:pPr>
+            <w:r>
+              <w:rPr>
+                <w:sz w:val="16"/>
+                <w:szCs w:val="16"/>
+              </w:rPr>
+              <w:t xml:space="preserve">fetch = </w:t>
+            </w:r>
+            <w:proofErr w:type="spellStart"/>
+            <w:r>
+              <w:rPr>
+                <w:sz w:val="16"/>
+                <w:szCs w:val="16"/>
+              </w:rPr>
+              <w:t>FetchType.LAZY</w:t>
+            </w:r>
+            <w:proofErr w:type="spellEnd"/>
+          </w:p>
+        </w:tc>
+        <w:tc>
+          <w:tcPr>
+            <w:tcW w:w="0" w:type="auto"/>
+            <w:hideMark/>
+          </w:tcPr>
+          <w:p>
+            <w:pPr>
+              <w:spacing w:after="160" w:line="278" w:lineRule="auto"/>
+              <w:cnfStyle w:val="000000000000" w:firstRow="0" w:lastRow="0" w:firstColumn="0" w:lastColumn="0" w:oddVBand="0" w:evenVBand="0" w:oddHBand="0" w:evenHBand="0" w:firstRowFirstColumn="0" w:firstRowLastColumn="0" w:lastRowFirstColumn="0" w:lastRowLastColumn="0"/>
+              <w:rPr>
+                <w:sz w:val="16"/>
+                <w:szCs w:val="16"/>
+              </w:rPr>
+            </w:pPr>
+            <w:r>
+              <w:rPr>
+                <w:sz w:val="16"/>
+                <w:szCs w:val="16"/>
+              </w:rPr>
+              <w:t xml:space="preserve">fetch = </w:t>
+            </w:r>
+            <w:proofErr w:type="spellStart"/>
+            <w:r>
+              <w:rPr>
+                <w:sz w:val="16"/>
+                <w:szCs w:val="16"/>
+              </w:rPr>
+              <w:t>FetchType.LAZY</w:t>
+            </w:r>
+            <w:proofErr w:type="spellEnd"/>
+          </w:p>
+        </w:tc>
+        <w:tc>
+          <w:tcPr>
+            <w:tcW w:w="0" w:type="auto"/>
+            <w:hideMark/>
+          </w:tcPr>
+          <w:p>
+            <w:pPr>
+              <w:spacing w:after="160" w:line="278" w:lineRule="auto"/>
+              <w:cnfStyle w:val="000000000000" w:firstRow="0" w:lastRow="0" w:firstColumn="0" w:lastColumn="0" w:oddVBand="0" w:evenVBand="0" w:oddHBand="0" w:evenHBand="0" w:firstRowFirstColumn="0" w:firstRowLastColumn="0" w:lastRowFirstColumn="0" w:lastRowLastColumn="0"/>
+              <w:rPr>
+                <w:sz w:val="16"/>
+                <w:szCs w:val="16"/>
+              </w:rPr>
+            </w:pPr>
+            <w:r>
+              <w:rPr>
+                <w:sz w:val="16"/>
+                <w:szCs w:val="16"/>
+              </w:rPr>
+              <w:t>Loads organization data only when accessed</w:t>
+            </w:r>
+          </w:p>
+        </w:tc>
+        <w:tc>
+          <w:tcPr>
+            <w:tcW w:w="0" w:type="auto"/>
+            <w:hideMark/>
+          </w:tcPr>
+          <w:p>
+            <w:pPr>
+              <w:spacing w:after="160" w:line="278" w:lineRule="auto"/>
+              <w:cnfStyle w:val="000000000000" w:firstRow="0" w:lastRow="0" w:firstColumn="0" w:lastColumn="0" w:oddVBand="0" w:evenVBand="0" w:oddHBand="0" w:evenHBand="0" w:firstRowFirstColumn="0" w:firstRowLastColumn="0" w:lastRowFirstColumn="0" w:lastRowLastColumn="0"/>
+              <w:rPr>
+                <w:sz w:val="16"/>
+                <w:szCs w:val="16"/>
+              </w:rPr>
+            </w:pPr>
+            <w:r>
+              <w:rPr>
+                <w:sz w:val="16"/>
+                <w:szCs w:val="16"/>
+              </w:rPr>
+              <w:t>Prevents loading unnecessary data, improves performance</w:t>
+            </w:r>
+          </w:p>
+        </w:tc>
+        <w:tc>
+          <w:tcPr>
+            <w:tcW w:w="0" w:type="auto"/>
+            <w:hideMark/>
+          </w:tcPr>
+          <w:p>
+            <w:pPr>
+              <w:spacing w:after="160" w:line="278" w:lineRule="auto"/>
+              <w:cnfStyle w:val="000000000000" w:firstRow="0" w:lastRow="0" w:firstColumn="0" w:lastColumn="0" w:oddVBand="0" w:evenVBand="0" w:oddHBand="0" w:evenHBand="0" w:firstRowFirstColumn="0" w:firstRowLastColumn="0" w:lastRowFirstColumn="0" w:lastRowLastColumn="0"/>
+              <w:rPr>
+                <w:sz w:val="16"/>
+                <w:szCs w:val="16"/>
+              </w:rPr>
+            </w:pPr>
+            <w:r>
+              <w:rPr>
+                <w:sz w:val="16"/>
+                <w:szCs w:val="16"/>
+              </w:rPr>
+              <w:t xml:space="preserve">fetch = </w:t>
+            </w:r>
+            <w:proofErr w:type="spellStart"/>
+            <w:r>
+              <w:rPr>
+                <w:sz w:val="16"/>
+                <w:szCs w:val="16"/>
+              </w:rPr>
+              <w:t>FetchType.EAGER</w:t>
+            </w:r>
+            <w:proofErr w:type="spellEnd"/>
+            <w:r>
+              <w:rPr>
+                <w:sz w:val="16"/>
+                <w:szCs w:val="16"/>
+              </w:rPr>
+              <w:t> (loads immediately)</w:t>
+            </w:r>
+          </w:p>
+        </w:tc>
+      </w:tr>
+      <w:tr>
+        <w:trPr>
+          <w:cnfStyle w:val="000000100000" w:firstRow="0" w:lastRow="0" w:firstColumn="0" w:lastColumn="0" w:oddVBand="0" w:evenVBand="0" w:oddHBand="1" w:evenHBand="0" w:firstRowFirstColumn="0" w:firstRowLastColumn="0" w:lastRowFirstColumn="0" w:lastRowLastColumn="0"/>
+        </w:trPr>
+        <w:tc>
+          <w:tcPr>
+            <w:cnfStyle w:val="001000000000" w:firstRow="0" w:lastRow="0" w:firstColumn="1" w:lastColumn="0" w:oddVBand="0" w:evenVBand="0" w:oddHBand="0" w:evenHBand="0" w:firstRowFirstColumn="0" w:firstRowLastColumn="0" w:lastRowFirstColumn="0" w:lastRowLastColumn="0"/>
+            <w:tcW w:w="0" w:type="auto"/>
+            <w:hideMark/>
+          </w:tcPr>
+          <w:p>
+            <w:pPr>
+              <w:spacing w:after="160" w:line="278" w:lineRule="auto"/>
+              <w:rPr>
+                <w:sz w:val="16"/>
+                <w:szCs w:val="16"/>
+              </w:rPr>
+            </w:pPr>
+            <w:r>
+              <w:rPr>
+                <w:sz w:val="16"/>
+                <w:szCs w:val="16"/>
+              </w:rPr>
+              <w:t>@JoinColumn</w:t>
+            </w:r>
+          </w:p>
+        </w:tc>
+        <w:tc>
+          <w:tcPr>
+            <w:tcW w:w="0" w:type="auto"/>
+            <w:hideMark/>
+          </w:tcPr>
+          <w:p>
+            <w:pPr>
+              <w:spacing w:after="160" w:line="278" w:lineRule="auto"/>
+              <w:cnfStyle w:val="000000100000" w:firstRow="0" w:lastRow="0" w:firstColumn="0" w:lastColumn="0" w:oddVBand="0" w:evenVBand="0" w:oddHBand="1" w:evenHBand="0" w:firstRowFirstColumn="0" w:firstRowLastColumn="0" w:lastRowFirstColumn="0" w:lastRowLastColumn="0"/>
+              <w:rPr>
+                <w:sz w:val="16"/>
+                <w:szCs w:val="16"/>
+              </w:rPr>
+            </w:pPr>
+            <w:r>
+              <w:rPr>
+                <w:sz w:val="16"/>
+                <w:szCs w:val="16"/>
+              </w:rPr>
+              <w:t>@</w:t>
+            </w:r>
+            <w:proofErr w:type="gramStart"/>
+            <w:r>
+              <w:rPr>
+                <w:sz w:val="16"/>
+                <w:szCs w:val="16"/>
+              </w:rPr>
+              <w:t>JoinColumn(</w:t>
+            </w:r>
+            <w:proofErr w:type="gramEnd"/>
+            <w:r>
+              <w:rPr>
+                <w:sz w:val="16"/>
+                <w:szCs w:val="16"/>
+              </w:rPr>
+              <w:t>name = "</w:t>
+            </w:r>
+            <w:proofErr w:type="spellStart"/>
+            <w:r>
+              <w:rPr>
+                <w:sz w:val="16"/>
+                <w:szCs w:val="16"/>
+              </w:rPr>
+              <w:t>organization_id</w:t>
+            </w:r>
+            <w:proofErr w:type="spellEnd"/>
+            <w:r>
+              <w:rPr>
+                <w:sz w:val="16"/>
+                <w:szCs w:val="16"/>
+              </w:rPr>
+              <w:t>", nullable = false)</w:t>
+            </w:r>
+          </w:p>
+        </w:tc>
+        <w:tc>
+          <w:tcPr>
+            <w:tcW w:w="0" w:type="auto"/>
+            <w:hideMark/>
+          </w:tcPr>
+          <w:p>
+            <w:pPr>
+              <w:spacing w:after="160" w:line="278" w:lineRule="auto"/>
+              <w:cnfStyle w:val="000000100000" w:firstRow="0" w:lastRow="0" w:firstColumn="0" w:lastColumn="0" w:oddVBand="0" w:evenVBand="0" w:oddHBand="1" w:evenHBand="0" w:firstRowFirstColumn="0" w:firstRowLastColumn="0" w:lastRowFirstColumn="0" w:lastRowLastColumn="0"/>
+              <w:rPr>
+                <w:sz w:val="16"/>
+                <w:szCs w:val="16"/>
+              </w:rPr>
+            </w:pPr>
+            <w:r>
+              <w:rPr>
+                <w:sz w:val="16"/>
+                <w:szCs w:val="16"/>
+              </w:rPr>
+              <w:t>Defines the foreign key column</w:t>
+            </w:r>
+          </w:p>
+        </w:tc>
+        <w:tc>
+          <w:tcPr>
+            <w:tcW w:w="0" w:type="auto"/>
+            <w:hideMark/>
+          </w:tcPr>
+          <w:p>
+            <w:pPr>
+              <w:spacing w:after="160" w:line="278" w:lineRule="auto"/>
+              <w:cnfStyle w:val="000000100000" w:firstRow="0" w:lastRow="0" w:firstColumn="0" w:lastColumn="0" w:oddVBand="0" w:evenVBand="0" w:oddHBand="1" w:evenHBand="0" w:firstRowFirstColumn="0" w:firstRowLastColumn="0" w:lastRowFirstColumn="0" w:lastRowLastColumn="0"/>
+              <w:rPr>
+                <w:sz w:val="16"/>
+                <w:szCs w:val="16"/>
+              </w:rPr>
+            </w:pPr>
+            <w:r>
+              <w:rPr>
+                <w:sz w:val="16"/>
+                <w:szCs w:val="16"/>
+              </w:rPr>
+              <w:t xml:space="preserve">Without this, </w:t>
+            </w:r>
+            <w:proofErr w:type="gramStart"/>
+            <w:r>
+              <w:rPr>
+                <w:sz w:val="16"/>
+                <w:szCs w:val="16"/>
+              </w:rPr>
+              <w:t>Hibernate</w:t>
+            </w:r>
+            <w:proofErr w:type="gramEnd"/>
+            <w:r>
+              <w:rPr>
+                <w:sz w:val="16"/>
+                <w:szCs w:val="16"/>
+              </w:rPr>
+              <w:t xml:space="preserve"> auto-generates a column name</w:t>
+            </w:r>
+          </w:p>
+        </w:tc>
+        <w:tc>
+          <w:tcPr>
+            <w:tcW w:w="0" w:type="auto"/>
+            <w:hideMark/>
+          </w:tcPr>
+          <w:p>
+            <w:pPr>
+              <w:spacing w:after="160" w:line="278" w:lineRule="auto"/>
+              <w:cnfStyle w:val="000000100000" w:firstRow="0" w:lastRow="0" w:firstColumn="0" w:lastColumn="0" w:oddVBand="0" w:evenVBand="0" w:oddHBand="1" w:evenHBand="0" w:firstRowFirstColumn="0" w:firstRowLastColumn="0" w:lastRowFirstColumn="0" w:lastRowLastColumn="0"/>
+              <w:rPr>
+                <w:sz w:val="16"/>
+                <w:szCs w:val="16"/>
+              </w:rPr>
+            </w:pPr>
+            <w:r>
+              <w:rPr>
+                <w:sz w:val="16"/>
+                <w:szCs w:val="16"/>
+              </w:rPr>
+              <w:t>@</w:t>
+            </w:r>
+            <w:proofErr w:type="gramStart"/>
+            <w:r>
+              <w:rPr>
+                <w:sz w:val="16"/>
+                <w:szCs w:val="16"/>
+              </w:rPr>
+              <w:t>JoinColumn(</w:t>
+            </w:r>
+            <w:proofErr w:type="gramEnd"/>
+            <w:r>
+              <w:rPr>
+                <w:sz w:val="16"/>
+                <w:szCs w:val="16"/>
+              </w:rPr>
+              <w:t>name = "</w:t>
+            </w:r>
+            <w:proofErr w:type="spellStart"/>
+            <w:r>
+              <w:rPr>
+                <w:sz w:val="16"/>
+                <w:szCs w:val="16"/>
+              </w:rPr>
+              <w:t>org_id</w:t>
+            </w:r>
+            <w:proofErr w:type="spellEnd"/>
+            <w:r>
+              <w:rPr>
+                <w:sz w:val="16"/>
+                <w:szCs w:val="16"/>
+              </w:rPr>
+              <w:t>")</w:t>
+            </w:r>
+          </w:p>
+        </w:tc>
+      </w:tr>
+    </w:tbl>
+    <w:p>
+      <w:r>
+        <w:t xml:space="preserve"> </w:t>
+      </w:r>
+    </w:p>
+    <w:p>
+      <w:pPr>
+        <w:rPr>
+          <w:b/>
+          <w:bCs/>
+        </w:rPr>
+      </w:pPr>
+      <w:r>
+        <w:rPr>
+          <w:rFonts w:ascii="Segoe UI Emoji" w:hAnsi="Segoe UI Emoji" w:cs="Segoe UI Emoji"/>
+          <w:b/>
+          <w:bCs/>
+        </w:rPr>
+        <w:t>📝</w:t>
+      </w:r>
+      <w:r>
+        <w:rPr>
+          <w:b/>
+          <w:bCs/>
+        </w:rPr>
+        <w:t xml:space="preserve"> Column Annotations</w:t>
+      </w:r>
+    </w:p>
+    <w:tbl>
+      <w:tblPr>
+        <w:tblStyle w:val="PlainTable1"/>
+        <w:tblW w:w="0" w:type="auto"/>
+        <w:tblLook w:val="04A0" w:firstRow="1" w:lastRow="0" w:firstColumn="1" w:lastColumn="0" w:noHBand="0" w:noVBand="1"/>
+      </w:tblPr>
+      <w:tblGrid>
+        <w:gridCol w:w="1344"/>
+        <w:gridCol w:w="2443"/>
+        <w:gridCol w:w="1855"/>
+        <w:gridCol w:w="2395"/>
+        <w:gridCol w:w="2419"/>
+      </w:tblGrid>
+      <w:tr>
+        <w:trPr>
+          <w:cnfStyle w:val="100000000000" w:firstRow="1" w:lastRow="0" w:firstColumn="0" w:lastColumn="0" w:oddVBand="0" w:evenVBand="0" w:oddHBand="0" w:evenHBand="0" w:firstRowFirstColumn="0" w:firstRowLastColumn="0" w:lastRowFirstColumn="0" w:lastRowLastColumn="0"/>
+        </w:trPr>
+        <w:tc>
+          <w:tcPr>
+            <w:cnfStyle w:val="001000000000" w:firstRow="0" w:lastRow="0" w:firstColumn="1" w:lastColumn="0" w:oddVBand="0" w:evenVBand="0" w:oddHBand="0" w:evenHBand="0" w:firstRowFirstColumn="0" w:firstRowLastColumn="0" w:lastRowFirstColumn="0" w:lastRowLastColumn="0"/>
+            <w:tcW w:w="0" w:type="auto"/>
+            <w:hideMark/>
+          </w:tcPr>
+          <w:p>
+            <w:pPr>
+              <w:spacing w:after="160" w:line="278" w:lineRule="auto"/>
+            </w:pPr>
+            <w:r>
+              <w:t>Annotation</w:t>
+            </w:r>
+          </w:p>
+        </w:tc>
+        <w:tc>
+          <w:tcPr>
+            <w:tcW w:w="0" w:type="auto"/>
+            <w:hideMark/>
+          </w:tcPr>
+          <w:p>
+            <w:pPr>
+              <w:spacing w:after="160" w:line="278" w:lineRule="auto"/>
+              <w:cnfStyle w:val="100000000000" w:firstRow="1" w:lastRow="0" w:firstColumn="0" w:lastColumn="0" w:oddVBand="0" w:evenVBand="0" w:oddHBand="0" w:evenHBand="0" w:firstRowFirstColumn="0" w:firstRowLastColumn="0" w:lastRowFirstColumn="0" w:lastRowLastColumn="0"/>
+            </w:pPr>
+            <w:r>
+              <w:t>Full Syntax</w:t>
+            </w:r>
+          </w:p>
+        </w:tc>
+        <w:tc>
+          <w:tcPr>
+            <w:tcW w:w="0" w:type="auto"/>
+            <w:hideMark/>
+          </w:tcPr>
+          <w:p>
+            <w:pPr>
+              <w:spacing w:after="160" w:line="278" w:lineRule="auto"/>
+              <w:cnfStyle w:val="100000000000" w:firstRow="1" w:lastRow="0" w:firstColumn="0" w:lastColumn="0" w:oddVBand="0" w:evenVBand="0" w:oddHBand="0" w:evenHBand="0" w:firstRowFirstColumn="0" w:firstRowLastColumn="0" w:lastRowFirstColumn="0" w:lastRowLastColumn="0"/>
+            </w:pPr>
+            <w:r>
+              <w:t>What It Does</w:t>
+            </w:r>
+          </w:p>
+        </w:tc>
+        <w:tc>
+          <w:tcPr>
+            <w:tcW w:w="0" w:type="auto"/>
+            <w:hideMark/>
+          </w:tcPr>
+          <w:p>
+            <w:pPr>
+              <w:spacing w:after="160" w:line="278" w:lineRule="auto"/>
+              <w:cnfStyle w:val="100000000000" w:firstRow="1" w:lastRow="0" w:firstColumn="0" w:lastColumn="0" w:oddVBand="0" w:evenVBand="0" w:oddHBand="0" w:evenHBand="0" w:firstRowFirstColumn="0" w:firstRowLastColumn="0" w:lastRowFirstColumn="0" w:lastRowLastColumn="0"/>
+            </w:pPr>
+            <w:r>
+              <w:t>Why You Need It</w:t>
+            </w:r>
+          </w:p>
+        </w:tc>
+        <w:tc>
+          <w:tcPr>
+            <w:tcW w:w="0" w:type="auto"/>
+            <w:hideMark/>
+          </w:tcPr>
+          <w:p>
+            <w:pPr>
+              <w:spacing w:after="160" w:line="278" w:lineRule="auto"/>
+              <w:cnfStyle w:val="100000000000" w:firstRow="1" w:lastRow="0" w:firstColumn="0" w:lastColumn="0" w:oddVBand="0" w:evenVBand="0" w:oddHBand="0" w:evenHBand="0" w:firstRowFirstColumn="0" w:firstRowLastColumn="0" w:lastRowFirstColumn="0" w:lastRowLastColumn="0"/>
+            </w:pPr>
+            <w:r>
+              <w:t>Alternative/Options</w:t>
+            </w:r>
+          </w:p>
+        </w:tc>
+      </w:tr>
+      <w:tr>
+        <w:trPr>
+          <w:cnfStyle w:val="000000100000" w:firstRow="0" w:lastRow="0" w:firstColumn="0" w:lastColumn="0" w:oddVBand="0" w:evenVBand="0" w:oddHBand="1" w:evenHBand="0" w:firstRowFirstColumn="0" w:firstRowLastColumn="0" w:lastRowFirstColumn="0" w:lastRowLastColumn="0"/>
+        </w:trPr>
+        <w:tc>
+          <w:tcPr>
+            <w:cnfStyle w:val="001000000000" w:firstRow="0" w:lastRow="0" w:firstColumn="1" w:lastColumn="0" w:oddVBand="0" w:evenVBand="0" w:oddHBand="0" w:evenHBand="0" w:firstRowFirstColumn="0" w:firstRowLastColumn="0" w:lastRowFirstColumn="0" w:lastRowLastColumn="0"/>
+            <w:tcW w:w="0" w:type="auto"/>
+            <w:hideMark/>
+          </w:tcPr>
+          <w:p>
+            <w:pPr>
+              <w:spacing w:after="160" w:line="278" w:lineRule="auto"/>
+              <w:rPr>
+                <w:sz w:val="16"/>
+                <w:szCs w:val="16"/>
+              </w:rPr>
+            </w:pPr>
+            <w:r>
+              <w:rPr>
+                <w:sz w:val="16"/>
+                <w:szCs w:val="16"/>
+              </w:rPr>
+              <w:t>@Column</w:t>
+            </w:r>
+          </w:p>
+        </w:tc>
+        <w:tc>
+          <w:tcPr>
+            <w:tcW w:w="0" w:type="auto"/>
+            <w:hideMark/>
+          </w:tcPr>
+          <w:p>
+            <w:pPr>
+              <w:spacing w:after="160" w:line="278" w:lineRule="auto"/>
+              <w:cnfStyle w:val="000000100000" w:firstRow="0" w:lastRow="0" w:firstColumn="0" w:lastColumn="0" w:oddVBand="0" w:evenVBand="0" w:oddHBand="1" w:evenHBand="0" w:firstRowFirstColumn="0" w:firstRowLastColumn="0" w:lastRowFirstColumn="0" w:lastRowLastColumn="0"/>
+              <w:rPr>
+                <w:sz w:val="16"/>
+                <w:szCs w:val="16"/>
+              </w:rPr>
+            </w:pPr>
+            <w:r>
+              <w:rPr>
+                <w:sz w:val="16"/>
+                <w:szCs w:val="16"/>
+              </w:rPr>
+              <w:t>@</w:t>
+            </w:r>
+            <w:proofErr w:type="gramStart"/>
+            <w:r>
+              <w:rPr>
+                <w:sz w:val="16"/>
+                <w:szCs w:val="16"/>
+              </w:rPr>
+              <w:t>Column(</w:t>
+            </w:r>
+            <w:proofErr w:type="gramEnd"/>
+            <w:r>
+              <w:rPr>
+                <w:sz w:val="16"/>
+                <w:szCs w:val="16"/>
+              </w:rPr>
+              <w:t>name = "name", nullable = false, length = 100)</w:t>
+            </w:r>
+          </w:p>
+        </w:tc>
+        <w:tc>
+          <w:tcPr>
+            <w:tcW w:w="0" w:type="auto"/>
+            <w:hideMark/>
+          </w:tcPr>
+          <w:p>
+            <w:pPr>
+              <w:spacing w:after="160" w:line="278" w:lineRule="auto"/>
+              <w:cnfStyle w:val="000000100000" w:firstRow="0" w:lastRow="0" w:firstColumn="0" w:lastColumn="0" w:oddVBand="0" w:evenVBand="0" w:oddHBand="1" w:evenHBand="0" w:firstRowFirstColumn="0" w:firstRowLastColumn="0" w:lastRowFirstColumn="0" w:lastRowLastColumn="0"/>
+              <w:rPr>
+                <w:sz w:val="16"/>
+                <w:szCs w:val="16"/>
+              </w:rPr>
+            </w:pPr>
+            <w:r>
+              <w:rPr>
+                <w:sz w:val="16"/>
+                <w:szCs w:val="16"/>
+              </w:rPr>
+              <w:t>Maps field to a database column</w:t>
+            </w:r>
+          </w:p>
+        </w:tc>
+        <w:tc>
+          <w:tcPr>
+            <w:tcW w:w="0" w:type="auto"/>
+            <w:hideMark/>
+          </w:tcPr>
+          <w:p>
+            <w:pPr>
+              <w:spacing w:after="160" w:line="278" w:lineRule="auto"/>
+              <w:cnfStyle w:val="000000100000" w:firstRow="0" w:lastRow="0" w:firstColumn="0" w:lastColumn="0" w:oddVBand="0" w:evenVBand="0" w:oddHBand="1" w:evenHBand="0" w:firstRowFirstColumn="0" w:firstRowLastColumn="0" w:lastRowFirstColumn="0" w:lastRowLastColumn="0"/>
+              <w:rPr>
+                <w:sz w:val="16"/>
+                <w:szCs w:val="16"/>
+              </w:rPr>
+            </w:pPr>
+            <w:r>
+              <w:rPr>
+                <w:sz w:val="16"/>
+                <w:szCs w:val="16"/>
+              </w:rPr>
+              <w:t>Without this, Hibernate uses the field name as column name</w:t>
+            </w:r>
+          </w:p>
+        </w:tc>
+        <w:tc>
+          <w:tcPr>
+            <w:tcW w:w="0" w:type="auto"/>
+            <w:hideMark/>
+          </w:tcPr>
+          <w:p>
+            <w:pPr>
+              <w:spacing w:after="160" w:line="278" w:lineRule="auto"/>
+              <w:cnfStyle w:val="000000100000" w:firstRow="0" w:lastRow="0" w:firstColumn="0" w:lastColumn="0" w:oddVBand="0" w:evenVBand="0" w:oddHBand="1" w:evenHBand="0" w:firstRowFirstColumn="0" w:firstRowLastColumn="0" w:lastRowFirstColumn="0" w:lastRowLastColumn="0"/>
+              <w:rPr>
+                <w:sz w:val="16"/>
+                <w:szCs w:val="16"/>
+              </w:rPr>
+            </w:pPr>
+            <w:r>
+              <w:rPr>
+                <w:sz w:val="16"/>
+                <w:szCs w:val="16"/>
+              </w:rPr>
+              <w:t>@</w:t>
+            </w:r>
+            <w:proofErr w:type="gramStart"/>
+            <w:r>
+              <w:rPr>
+                <w:sz w:val="16"/>
+                <w:szCs w:val="16"/>
+              </w:rPr>
+              <w:t>Column(</w:t>
+            </w:r>
+            <w:proofErr w:type="gramEnd"/>
+            <w:r>
+              <w:rPr>
+                <w:sz w:val="16"/>
+                <w:szCs w:val="16"/>
+              </w:rPr>
+              <w:t>unique = true)</w:t>
+            </w:r>
+          </w:p>
+        </w:tc>
+      </w:tr>
+      <w:tr>
+        <w:tc>
+          <w:tcPr>
+            <w:cnfStyle w:val="001000000000" w:firstRow="0" w:lastRow="0" w:firstColumn="1" w:lastColumn="0" w:oddVBand="0" w:evenVBand="0" w:oddHBand="0" w:evenHBand="0" w:firstRowFirstColumn="0" w:firstRowLastColumn="0" w:lastRowFirstColumn="0" w:lastRowLastColumn="0"/>
+            <w:tcW w:w="0" w:type="auto"/>
+            <w:hideMark/>
+          </w:tcPr>
+          <w:p>
+            <w:pPr>
+              <w:spacing w:after="160" w:line="278" w:lineRule="auto"/>
+              <w:rPr>
+                <w:sz w:val="16"/>
+                <w:szCs w:val="16"/>
+              </w:rPr>
+            </w:pPr>
+            <w:r>
+              <w:rPr>
+                <w:sz w:val="16"/>
+                <w:szCs w:val="16"/>
+              </w:rPr>
+              <w:t>name = "name"</w:t>
+            </w:r>
+          </w:p>
+        </w:tc>
+        <w:tc>
+          <w:tcPr>
+            <w:tcW w:w="0" w:type="auto"/>
+            <w:hideMark/>
+          </w:tcPr>
+          <w:p>
+            <w:pPr>
+              <w:spacing w:after="160" w:line="278" w:lineRule="auto"/>
+              <w:cnfStyle w:val="000000000000" w:firstRow="0" w:lastRow="0" w:firstColumn="0" w:lastColumn="0" w:oddVBand="0" w:evenVBand="0" w:oddHBand="0" w:evenHBand="0" w:firstRowFirstColumn="0" w:firstRowLastColumn="0" w:lastRowFirstColumn="0" w:lastRowLastColumn="0"/>
+              <w:rPr>
+                <w:sz w:val="16"/>
+                <w:szCs w:val="16"/>
+              </w:rPr>
+            </w:pPr>
+            <w:r>
+              <w:rPr>
+                <w:sz w:val="16"/>
+                <w:szCs w:val="16"/>
+              </w:rPr>
+              <w:t>name = "name"</w:t>
+            </w:r>
+          </w:p>
+        </w:tc>
+        <w:tc>
+          <w:tcPr>
+            <w:tcW w:w="0" w:type="auto"/>
+            <w:hideMark/>
+          </w:tcPr>
+          <w:p>
+            <w:pPr>
+              <w:spacing w:after="160" w:line="278" w:lineRule="auto"/>
+              <w:cnfStyle w:val="000000000000" w:firstRow="0" w:lastRow="0" w:firstColumn="0" w:lastColumn="0" w:oddVBand="0" w:evenVBand="0" w:oddHBand="0" w:evenHBand="0" w:firstRowFirstColumn="0" w:firstRowLastColumn="0" w:lastRowFirstColumn="0" w:lastRowLastColumn="0"/>
+              <w:rPr>
+                <w:sz w:val="16"/>
+                <w:szCs w:val="16"/>
+              </w:rPr>
+            </w:pPr>
+            <w:r>
+              <w:rPr>
+                <w:sz w:val="16"/>
+                <w:szCs w:val="16"/>
+              </w:rPr>
+              <w:t>Specifies the column name in the database</w:t>
+            </w:r>
+          </w:p>
+        </w:tc>
+        <w:tc>
+          <w:tcPr>
+            <w:tcW w:w="0" w:type="auto"/>
+            <w:hideMark/>
+          </w:tcPr>
+          <w:p>
+            <w:pPr>
+              <w:spacing w:after="160" w:line="278" w:lineRule="auto"/>
+              <w:cnfStyle w:val="000000000000" w:firstRow="0" w:lastRow="0" w:firstColumn="0" w:lastColumn="0" w:oddVBand="0" w:evenVBand="0" w:oddHBand="0" w:evenHBand="0" w:firstRowFirstColumn="0" w:firstRowLastColumn="0" w:lastRowFirstColumn="0" w:lastRowLastColumn="0"/>
+              <w:rPr>
+                <w:sz w:val="16"/>
+                <w:szCs w:val="16"/>
+              </w:rPr>
+            </w:pPr>
+            <w:r>
+              <w:rPr>
+                <w:sz w:val="16"/>
+                <w:szCs w:val="16"/>
+              </w:rPr>
+              <w:t>Makes column names explicit and readable</w:t>
+            </w:r>
+          </w:p>
+        </w:tc>
+        <w:tc>
+          <w:tcPr>
+            <w:tcW w:w="0" w:type="auto"/>
+            <w:hideMark/>
+          </w:tcPr>
+          <w:p>
+            <w:pPr>
+              <w:spacing w:after="160" w:line="278" w:lineRule="auto"/>
+              <w:cnfStyle w:val="000000000000" w:firstRow="0" w:lastRow="0" w:firstColumn="0" w:lastColumn="0" w:oddVBand="0" w:evenVBand="0" w:oddHBand="0" w:evenHBand="0" w:firstRowFirstColumn="0" w:firstRowLastColumn="0" w:lastRowFirstColumn="0" w:lastRowLastColumn="0"/>
+              <w:rPr>
+                <w:sz w:val="16"/>
+                <w:szCs w:val="16"/>
+              </w:rPr>
+            </w:pPr>
+            <w:r>
+              <w:rPr>
+                <w:sz w:val="16"/>
+                <w:szCs w:val="16"/>
+              </w:rPr>
+              <w:t>Omit to use default (field name)</w:t>
+            </w:r>
+          </w:p>
+        </w:tc>
+      </w:tr>
+      <w:tr>
+        <w:trPr>
+          <w:cnfStyle w:val="000000100000" w:firstRow="0" w:lastRow="0" w:firstColumn="0" w:lastColumn="0" w:oddVBand="0" w:evenVBand="0" w:oddHBand="1" w:evenHBand="0" w:firstRowFirstColumn="0" w:firstRowLastColumn="0" w:lastRowFirstColumn="0" w:lastRowLastColumn="0"/>
+        </w:trPr>
+        <w:tc>
+          <w:tcPr>
+            <w:cnfStyle w:val="001000000000" w:firstRow="0" w:lastRow="0" w:firstColumn="1" w:lastColumn="0" w:oddVBand="0" w:evenVBand="0" w:oddHBand="0" w:evenHBand="0" w:firstRowFirstColumn="0" w:firstRowLastColumn="0" w:lastRowFirstColumn="0" w:lastRowLastColumn="0"/>
+            <w:tcW w:w="0" w:type="auto"/>
+            <w:hideMark/>
+          </w:tcPr>
+          <w:p>
+            <w:pPr>
+              <w:spacing w:after="160" w:line="278" w:lineRule="auto"/>
+              <w:rPr>
+                <w:sz w:val="16"/>
+                <w:szCs w:val="16"/>
+              </w:rPr>
+            </w:pPr>
+            <w:r>
+              <w:rPr>
+                <w:sz w:val="16"/>
+                <w:szCs w:val="16"/>
+              </w:rPr>
+              <w:t>nullable = false</w:t>
+            </w:r>
+          </w:p>
+        </w:tc>
+        <w:tc>
+          <w:tcPr>
+            <w:tcW w:w="0" w:type="auto"/>
+            <w:hideMark/>
+          </w:tcPr>
+          <w:p>
+            <w:pPr>
+              <w:spacing w:after="160" w:line="278" w:lineRule="auto"/>
+              <w:cnfStyle w:val="000000100000" w:firstRow="0" w:lastRow="0" w:firstColumn="0" w:lastColumn="0" w:oddVBand="0" w:evenVBand="0" w:oddHBand="1" w:evenHBand="0" w:firstRowFirstColumn="0" w:firstRowLastColumn="0" w:lastRowFirstColumn="0" w:lastRowLastColumn="0"/>
+              <w:rPr>
+                <w:sz w:val="16"/>
+                <w:szCs w:val="16"/>
+              </w:rPr>
+            </w:pPr>
+            <w:r>
+              <w:rPr>
+                <w:sz w:val="16"/>
+                <w:szCs w:val="16"/>
+              </w:rPr>
+              <w:t>nullable = false</w:t>
+            </w:r>
+          </w:p>
+        </w:tc>
+        <w:tc>
+          <w:tcPr>
+            <w:tcW w:w="0" w:type="auto"/>
+            <w:hideMark/>
+          </w:tcPr>
+          <w:p>
+            <w:pPr>
+              <w:spacing w:after="160" w:line="278" w:lineRule="auto"/>
+              <w:cnfStyle w:val="000000100000" w:firstRow="0" w:lastRow="0" w:firstColumn="0" w:lastColumn="0" w:oddVBand="0" w:evenVBand="0" w:oddHBand="1" w:evenHBand="0" w:firstRowFirstColumn="0" w:firstRowLastColumn="0" w:lastRowFirstColumn="0" w:lastRowLastColumn="0"/>
+              <w:rPr>
+                <w:sz w:val="16"/>
+                <w:szCs w:val="16"/>
+              </w:rPr>
+            </w:pPr>
+            <w:r>
+              <w:rPr>
+                <w:sz w:val="16"/>
+                <w:szCs w:val="16"/>
+              </w:rPr>
+              <w:t>Adds NOT NULL constraint</w:t>
+            </w:r>
+          </w:p>
+        </w:tc>
+        <w:tc>
+          <w:tcPr>
+            <w:tcW w:w="0" w:type="auto"/>
+            <w:hideMark/>
+          </w:tcPr>
+          <w:p>
+            <w:pPr>
+              <w:spacing w:after="160" w:line="278" w:lineRule="auto"/>
+              <w:cnfStyle w:val="000000100000" w:firstRow="0" w:lastRow="0" w:firstColumn="0" w:lastColumn="0" w:oddVBand="0" w:evenVBand="0" w:oddHBand="1" w:evenHBand="0" w:firstRowFirstColumn="0" w:firstRowLastColumn="0" w:lastRowFirstColumn="0" w:lastRowLastColumn="0"/>
+              <w:rPr>
+                <w:sz w:val="16"/>
+                <w:szCs w:val="16"/>
+              </w:rPr>
+            </w:pPr>
+            <w:r>
+              <w:rPr>
+                <w:sz w:val="16"/>
+                <w:szCs w:val="16"/>
+              </w:rPr>
+              <w:t>Ensures every department has a name</w:t>
+            </w:r>
+          </w:p>
+        </w:tc>
+        <w:tc>
+          <w:tcPr>
+            <w:tcW w:w="0" w:type="auto"/>
+            <w:hideMark/>
+          </w:tcPr>
+          <w:p>
+            <w:pPr>
+              <w:spacing w:after="160" w:line="278" w:lineRule="auto"/>
+              <w:cnfStyle w:val="000000100000" w:firstRow="0" w:lastRow="0" w:firstColumn="0" w:lastColumn="0" w:oddVBand="0" w:evenVBand="0" w:oddHBand="1" w:evenHBand="0" w:firstRowFirstColumn="0" w:firstRowLastColumn="0" w:lastRowFirstColumn="0" w:lastRowLastColumn="0"/>
+              <w:rPr>
+                <w:sz w:val="16"/>
+                <w:szCs w:val="16"/>
+              </w:rPr>
+            </w:pPr>
+            <w:r>
+              <w:rPr>
+                <w:sz w:val="16"/>
+                <w:szCs w:val="16"/>
+              </w:rPr>
+              <w:t>nullable = true (default)</w:t>
+            </w:r>
+          </w:p>
+        </w:tc>
+      </w:tr>
+      <w:tr>
+        <w:tc>
+          <w:tcPr>
+            <w:cnfStyle w:val="001000000000" w:firstRow="0" w:lastRow="0" w:firstColumn="1" w:lastColumn="0" w:oddVBand="0" w:evenVBand="0" w:oddHBand="0" w:evenHBand="0" w:firstRowFirstColumn="0" w:firstRowLastColumn="0" w:lastRowFirstColumn="0" w:lastRowLastColumn="0"/>
+            <w:tcW w:w="0" w:type="auto"/>
+            <w:hideMark/>
+          </w:tcPr>
+          <w:p>
+            <w:pPr>
+              <w:spacing w:after="160" w:line="278" w:lineRule="auto"/>
+              <w:rPr>
+                <w:sz w:val="16"/>
+                <w:szCs w:val="16"/>
+              </w:rPr>
+            </w:pPr>
+            <w:r>
+              <w:rPr>
+                <w:sz w:val="16"/>
+                <w:szCs w:val="16"/>
+              </w:rPr>
+              <w:t>length = 100</w:t>
+            </w:r>
+          </w:p>
+        </w:tc>
+        <w:tc>
+          <w:tcPr>
+            <w:tcW w:w="0" w:type="auto"/>
+            <w:hideMark/>
+          </w:tcPr>
+          <w:p>
+            <w:pPr>
+              <w:spacing w:after="160" w:line="278" w:lineRule="auto"/>
+              <w:cnfStyle w:val="000000000000" w:firstRow="0" w:lastRow="0" w:firstColumn="0" w:lastColumn="0" w:oddVBand="0" w:evenVBand="0" w:oddHBand="0" w:evenHBand="0" w:firstRowFirstColumn="0" w:firstRowLastColumn="0" w:lastRowFirstColumn="0" w:lastRowLastColumn="0"/>
+              <w:rPr>
+                <w:sz w:val="16"/>
+                <w:szCs w:val="16"/>
+              </w:rPr>
+            </w:pPr>
+            <w:r>
+              <w:rPr>
+                <w:sz w:val="16"/>
+                <w:szCs w:val="16"/>
+              </w:rPr>
+              <w:t>length = 100</w:t>
+            </w:r>
+          </w:p>
+        </w:tc>
+        <w:tc>
+          <w:tcPr>
+            <w:tcW w:w="0" w:type="auto"/>
+            <w:hideMark/>
+          </w:tcPr>
+          <w:p>
+            <w:pPr>
+              <w:spacing w:after="160" w:line="278" w:lineRule="auto"/>
+              <w:cnfStyle w:val="000000000000" w:firstRow="0" w:lastRow="0" w:firstColumn="0" w:lastColumn="0" w:oddVBand="0" w:evenVBand="0" w:oddHBand="0" w:evenHBand="0" w:firstRowFirstColumn="0" w:firstRowLastColumn="0" w:lastRowFirstColumn="0" w:lastRowLastColumn="0"/>
+              <w:rPr>
+                <w:sz w:val="16"/>
+                <w:szCs w:val="16"/>
+              </w:rPr>
+            </w:pPr>
+            <w:r>
+              <w:rPr>
+                <w:sz w:val="16"/>
+                <w:szCs w:val="16"/>
+              </w:rPr>
+              <w:t>Sets VARCHAR length in the database</w:t>
+            </w:r>
+          </w:p>
+        </w:tc>
+        <w:tc>
+          <w:tcPr>
+            <w:tcW w:w="0" w:type="auto"/>
+            <w:hideMark/>
+          </w:tcPr>
+          <w:p>
+            <w:pPr>
+              <w:spacing w:after="160" w:line="278" w:lineRule="auto"/>
+              <w:cnfStyle w:val="000000000000" w:firstRow="0" w:lastRow="0" w:firstColumn="0" w:lastColumn="0" w:oddVBand="0" w:evenVBand="0" w:oddHBand="0" w:evenHBand="0" w:firstRowFirstColumn="0" w:firstRowLastColumn="0" w:lastRowFirstColumn="0" w:lastRowLastColumn="0"/>
+              <w:rPr>
+                <w:sz w:val="16"/>
+                <w:szCs w:val="16"/>
+              </w:rPr>
+            </w:pPr>
+            <w:r>
+              <w:rPr>
+                <w:sz w:val="16"/>
+                <w:szCs w:val="16"/>
+              </w:rPr>
+              <w:t>Controls maximum character length</w:t>
+            </w:r>
+          </w:p>
+        </w:tc>
+        <w:tc>
+          <w:tcPr>
+            <w:tcW w:w="0" w:type="auto"/>
+            <w:hideMark/>
+          </w:tcPr>
+          <w:p>
+            <w:pPr>
+              <w:spacing w:after="160" w:line="278" w:lineRule="auto"/>
+              <w:cnfStyle w:val="000000000000" w:firstRow="0" w:lastRow="0" w:firstColumn="0" w:lastColumn="0" w:oddVBand="0" w:evenVBand="0" w:oddHBand="0" w:evenHBand="0" w:firstRowFirstColumn="0" w:firstRowLastColumn="0" w:lastRowFirstColumn="0" w:lastRowLastColumn="0"/>
+              <w:rPr>
+                <w:sz w:val="16"/>
+                <w:szCs w:val="16"/>
+              </w:rPr>
+            </w:pPr>
+            <w:r>
+              <w:rPr>
+                <w:sz w:val="16"/>
+                <w:szCs w:val="16"/>
+              </w:rPr>
+              <w:t>length = 255 (default)</w:t>
+            </w:r>
+          </w:p>
+        </w:tc>
+      </w:tr>
+      <w:tr>
+        <w:trPr>
+          <w:cnfStyle w:val="000000100000" w:firstRow="0" w:lastRow="0" w:firstColumn="0" w:lastColumn="0" w:oddVBand="0" w:evenVBand="0" w:oddHBand="1" w:evenHBand="0" w:firstRowFirstColumn="0" w:firstRowLastColumn="0" w:lastRowFirstColumn="0" w:lastRowLastColumn="0"/>
+        </w:trPr>
+        <w:tc>
+          <w:tcPr>
+            <w:cnfStyle w:val="001000000000" w:firstRow="0" w:lastRow="0" w:firstColumn="1" w:lastColumn="0" w:oddVBand="0" w:evenVBand="0" w:oddHBand="0" w:evenHBand="0" w:firstRowFirstColumn="0" w:firstRowLastColumn="0" w:lastRowFirstColumn="0" w:lastRowLastColumn="0"/>
+            <w:tcW w:w="0" w:type="auto"/>
+            <w:hideMark/>
+          </w:tcPr>
+          <w:p>
+            <w:pPr>
+              <w:spacing w:after="160" w:line="278" w:lineRule="auto"/>
+              <w:rPr>
+                <w:sz w:val="16"/>
+                <w:szCs w:val="16"/>
+              </w:rPr>
+            </w:pPr>
+            <w:r>
+              <w:rPr>
+                <w:sz w:val="16"/>
+                <w:szCs w:val="16"/>
+              </w:rPr>
+              <w:t>@Column</w:t>
+            </w:r>
+          </w:p>
+        </w:tc>
+        <w:tc>
+          <w:tcPr>
+            <w:tcW w:w="0" w:type="auto"/>
+            <w:hideMark/>
+          </w:tcPr>
+          <w:p>
+            <w:pPr>
+              <w:spacing w:after="160" w:line="278" w:lineRule="auto"/>
+              <w:cnfStyle w:val="000000100000" w:firstRow="0" w:lastRow="0" w:firstColumn="0" w:lastColumn="0" w:oddVBand="0" w:evenVBand="0" w:oddHBand="1" w:evenHBand="0" w:firstRowFirstColumn="0" w:firstRowLastColumn="0" w:lastRowFirstColumn="0" w:lastRowLastColumn="0"/>
+              <w:rPr>
+                <w:sz w:val="16"/>
+                <w:szCs w:val="16"/>
+              </w:rPr>
+            </w:pPr>
+            <w:r>
+              <w:rPr>
+                <w:sz w:val="16"/>
+                <w:szCs w:val="16"/>
+              </w:rPr>
+              <w:t>@</w:t>
+            </w:r>
+            <w:proofErr w:type="gramStart"/>
+            <w:r>
+              <w:rPr>
+                <w:sz w:val="16"/>
+                <w:szCs w:val="16"/>
+              </w:rPr>
+              <w:t>Column(</w:t>
+            </w:r>
+            <w:proofErr w:type="gramEnd"/>
+            <w:r>
+              <w:rPr>
+                <w:sz w:val="16"/>
+                <w:szCs w:val="16"/>
+              </w:rPr>
+              <w:t>name = "description", length = 255)</w:t>
+            </w:r>
+          </w:p>
+        </w:tc>
+        <w:tc>
+          <w:tcPr>
+            <w:tcW w:w="0" w:type="auto"/>
+            <w:hideMark/>
+          </w:tcPr>
+          <w:p>
+            <w:pPr>
+              <w:spacing w:after="160" w:line="278" w:lineRule="auto"/>
+              <w:cnfStyle w:val="000000100000" w:firstRow="0" w:lastRow="0" w:firstColumn="0" w:lastColumn="0" w:oddVBand="0" w:evenVBand="0" w:oddHBand="1" w:evenHBand="0" w:firstRowFirstColumn="0" w:firstRowLastColumn="0" w:lastRowFirstColumn="0" w:lastRowLastColumn="0"/>
+              <w:rPr>
+                <w:sz w:val="16"/>
+                <w:szCs w:val="16"/>
+              </w:rPr>
+            </w:pPr>
+            <w:r>
+              <w:rPr>
+                <w:sz w:val="16"/>
+                <w:szCs w:val="16"/>
+              </w:rPr>
+              <w:t>Maps description field to database column</w:t>
+            </w:r>
+          </w:p>
+        </w:tc>
+        <w:tc>
+          <w:tcPr>
+            <w:tcW w:w="0" w:type="auto"/>
+            <w:hideMark/>
+          </w:tcPr>
+          <w:p>
+            <w:pPr>
+              <w:spacing w:after="160" w:line="278" w:lineRule="auto"/>
+              <w:cnfStyle w:val="000000100000" w:firstRow="0" w:lastRow="0" w:firstColumn="0" w:lastColumn="0" w:oddVBand="0" w:evenVBand="0" w:oddHBand="1" w:evenHBand="0" w:firstRowFirstColumn="0" w:firstRowLastColumn="0" w:lastRowFirstColumn="0" w:lastRowLastColumn="0"/>
+              <w:rPr>
+                <w:sz w:val="16"/>
+                <w:szCs w:val="16"/>
+              </w:rPr>
+            </w:pPr>
+            <w:r>
+              <w:rPr>
+                <w:sz w:val="16"/>
+                <w:szCs w:val="16"/>
+              </w:rPr>
+              <w:t>Stores optional description</w:t>
+            </w:r>
+          </w:p>
+        </w:tc>
+        <w:tc>
+          <w:tcPr>
+            <w:tcW w:w="0" w:type="auto"/>
+            <w:hideMark/>
+          </w:tcPr>
+          <w:p>
+            <w:pPr>
+              <w:spacing w:after="160" w:line="278" w:lineRule="auto"/>
+              <w:cnfStyle w:val="000000100000" w:firstRow="0" w:lastRow="0" w:firstColumn="0" w:lastColumn="0" w:oddVBand="0" w:evenVBand="0" w:oddHBand="1" w:evenHBand="0" w:firstRowFirstColumn="0" w:firstRowLastColumn="0" w:lastRowFirstColumn="0" w:lastRowLastColumn="0"/>
+              <w:rPr>
+                <w:sz w:val="16"/>
+                <w:szCs w:val="16"/>
+              </w:rPr>
+            </w:pPr>
+            <w:r>
+              <w:rPr>
+                <w:sz w:val="16"/>
+                <w:szCs w:val="16"/>
+              </w:rPr>
+              <w:t>@</w:t>
+            </w:r>
+            <w:proofErr w:type="gramStart"/>
+            <w:r>
+              <w:rPr>
+                <w:sz w:val="16"/>
+                <w:szCs w:val="16"/>
+              </w:rPr>
+              <w:t>Column(</w:t>
+            </w:r>
+            <w:proofErr w:type="gramEnd"/>
+            <w:r>
+              <w:rPr>
+                <w:sz w:val="16"/>
+                <w:szCs w:val="16"/>
+              </w:rPr>
+              <w:t>columnDefinition = "TEXT")</w:t>
+            </w:r>
+          </w:p>
+        </w:tc>
+      </w:tr>
+    </w:tbl>
+    <w:p>
+      <w:r>
+        <w:t xml:space="preserve"> </w:t>
+      </w:r>
+    </w:p>
+    <w:p/>
+    <w:p/>
     <w:sectPr>
       <w:pgSz w:w="11906" w:h="16838" w:code="9"/>
       <w:pgMar w:top="720" w:right="720" w:bottom="720" w:left="720" w:header="720" w:footer="720" w:gutter="0"/>
@@ -558,6 +2782,127 @@
     </w:sectPr>
   </w:body>
 </w:document>
+</file>
+
+<file path=word/numbering.xml><?xml version="1.0" encoding="utf-8"?>
+<w:numbering xmlns:wpc="http://schemas.microsoft.com/office/word/2010/wordprocessingCanvas" xmlns:cx="http://schemas.microsoft.com/office/drawing/2014/chartex" xmlns:cx1="http://schemas.microsoft.com/office/drawing/2015/9/8/chartex" xmlns:cx2="http://schemas.microsoft.com/office/drawing/2015/10/21/chartex" xmlns:cx3="http://schemas.microsoft.com/office/drawing/2016/5/9/chartex" xmlns:cx4="http://schemas.microsoft.com/office/drawing/2016/5/10/chartex" xmlns:cx5="http://schemas.microsoft.com/office/drawing/2016/5/11/chartex" xmlns:cx6="http://schemas.microsoft.com/office/drawing/2016/5/12/chartex" xmlns:cx7="http://schemas.microsoft.com/office/drawing/2016/5/13/chartex" xmlns:cx8="http://schemas.microsoft.com/office/drawing/2016/5/14/chartex" xmlns:mc="http://schemas.openxmlformats.org/markup-compatibility/2006" xmlns:aink="http://schemas.microsoft.com/office/drawing/2016/ink" xmlns:am3d="http://schemas.microsoft.com/office/drawing/2017/model3d" xmlns:o="urn:schemas-microsoft-com:office:office" xmlns:oel="http://schemas.microsoft.com/office/2019/extlst" xmlns:r="http://schemas.openxmlformats.org/officeDocument/2006/relationships" xmlns:m="http://schemas.openxmlformats.org/officeDocument/2006/math" xmlns:v="urn:schemas-microsoft-com:vml" xmlns:wp14="http://schemas.microsoft.com/office/word/2010/wordprocessingDrawing" xmlns:wp="http://schemas.openxmlformats.org/drawingml/2006/wordprocessingDrawing" xmlns:w10="urn:schemas-microsoft-com:office:word" xmlns:w="http://schemas.openxmlformats.org/wordprocessingml/2006/main" xmlns:w14="http://schemas.microsoft.com/office/word/2010/wordml" xmlns:w15="http://schemas.microsoft.com/office/word/2012/wordml" xmlns:w16cex="http://schemas.microsoft.com/office/word/2018/wordml/cex" xmlns:w16cid="http://schemas.microsoft.com/office/word/2016/wordml/cid" xmlns:w16="http://schemas.microsoft.com/office/word/2018/wordml" xmlns:w16du="http://schemas.microsoft.com/office/word/2023/wordml/word16du" xmlns:w16sdtdh="http://schemas.microsoft.com/office/word/2020/wordml/sdtdatahash" xmlns:w16sdtfl="http://schemas.microsoft.com/office/word/2024/wordml/sdtformatlock" xmlns:w16se="http://schemas.microsoft.com/office/word/2015/wordml/symex" xmlns:wpg="http://schemas.microsoft.com/office/word/2010/wordprocessingGroup" xmlns:wpi="http://schemas.microsoft.com/office/word/2010/wordprocessingInk" xmlns:wne="http://schemas.microsoft.com/office/word/2006/wordml" xmlns:wps="http://schemas.microsoft.com/office/word/2010/wordprocessingShape" mc:Ignorable="w14 w15 w16se w16cid w16 w16cex w16sdtdh w16sdtfl w16du wp14">
+  <w:abstractNum w:abstractNumId="0" w15:restartNumberingAfterBreak="0">
+    <w:nsid w:val="11661FC7"/>
+    <w:multiLevelType w:val="multilevel"/>
+    <w:tmpl w:val="C012FF3A"/>
+    <w:lvl w:ilvl="0">
+      <w:start w:val="1"/>
+      <w:numFmt w:val="decimal"/>
+      <w:lvlText w:val="%1."/>
+      <w:lvlJc w:val="left"/>
+      <w:pPr>
+        <w:tabs>
+          <w:tab w:val="num" w:pos="720"/>
+        </w:tabs>
+        <w:ind w:left="720" w:hanging="360"/>
+      </w:pPr>
+    </w:lvl>
+    <w:lvl w:ilvl="1" w:tentative="1">
+      <w:start w:val="1"/>
+      <w:numFmt w:val="decimal"/>
+      <w:lvlText w:val="%2."/>
+      <w:lvlJc w:val="left"/>
+      <w:pPr>
+        <w:tabs>
+          <w:tab w:val="num" w:pos="1440"/>
+        </w:tabs>
+        <w:ind w:left="1440" w:hanging="360"/>
+      </w:pPr>
+    </w:lvl>
+    <w:lvl w:ilvl="2" w:tentative="1">
+      <w:start w:val="1"/>
+      <w:numFmt w:val="decimal"/>
+      <w:lvlText w:val="%3."/>
+      <w:lvlJc w:val="left"/>
+      <w:pPr>
+        <w:tabs>
+          <w:tab w:val="num" w:pos="2160"/>
+        </w:tabs>
+        <w:ind w:left="2160" w:hanging="360"/>
+      </w:pPr>
+    </w:lvl>
+    <w:lvl w:ilvl="3" w:tentative="1">
+      <w:start w:val="1"/>
+      <w:numFmt w:val="decimal"/>
+      <w:lvlText w:val="%4."/>
+      <w:lvlJc w:val="left"/>
+      <w:pPr>
+        <w:tabs>
+          <w:tab w:val="num" w:pos="2880"/>
+        </w:tabs>
+        <w:ind w:left="2880" w:hanging="360"/>
+      </w:pPr>
+    </w:lvl>
+    <w:lvl w:ilvl="4" w:tentative="1">
+      <w:start w:val="1"/>
+      <w:numFmt w:val="decimal"/>
+      <w:lvlText w:val="%5."/>
+      <w:lvlJc w:val="left"/>
+      <w:pPr>
+        <w:tabs>
+          <w:tab w:val="num" w:pos="3600"/>
+        </w:tabs>
+        <w:ind w:left="3600" w:hanging="360"/>
+      </w:pPr>
+    </w:lvl>
+    <w:lvl w:ilvl="5" w:tentative="1">
+      <w:start w:val="1"/>
+      <w:numFmt w:val="decimal"/>
+      <w:lvlText w:val="%6."/>
+      <w:lvlJc w:val="left"/>
+      <w:pPr>
+        <w:tabs>
+          <w:tab w:val="num" w:pos="4320"/>
+        </w:tabs>
+        <w:ind w:left="4320" w:hanging="360"/>
+      </w:pPr>
+    </w:lvl>
+    <w:lvl w:ilvl="6" w:tentative="1">
+      <w:start w:val="1"/>
+      <w:numFmt w:val="decimal"/>
+      <w:lvlText w:val="%7."/>
+      <w:lvlJc w:val="left"/>
+      <w:pPr>
+        <w:tabs>
+          <w:tab w:val="num" w:pos="5040"/>
+        </w:tabs>
+        <w:ind w:left="5040" w:hanging="360"/>
+      </w:pPr>
+    </w:lvl>
+    <w:lvl w:ilvl="7" w:tentative="1">
+      <w:start w:val="1"/>
+      <w:numFmt w:val="decimal"/>
+      <w:lvlText w:val="%8."/>
+      <w:lvlJc w:val="left"/>
+      <w:pPr>
+        <w:tabs>
+          <w:tab w:val="num" w:pos="5760"/>
+        </w:tabs>
+        <w:ind w:left="5760" w:hanging="360"/>
+      </w:pPr>
+    </w:lvl>
+    <w:lvl w:ilvl="8" w:tentative="1">
+      <w:start w:val="1"/>
+      <w:numFmt w:val="decimal"/>
+      <w:lvlText w:val="%9."/>
+      <w:lvlJc w:val="left"/>
+      <w:pPr>
+        <w:tabs>
+          <w:tab w:val="num" w:pos="6480"/>
+        </w:tabs>
+        <w:ind w:left="6480" w:hanging="360"/>
+      </w:pPr>
+    </w:lvl>
+  </w:abstractNum>
+  <w:num w:numId="1" w16cid:durableId="1875388746">
+    <w:abstractNumId w:val="0"/>
+  </w:num>
+</w:numbering>
 </file>
 
 <file path=word/styles.xml><?xml version="1.0" encoding="utf-8"?>
